--- a/downloads/workbook/ai-7-week-04.docx
+++ b/downloads/workbook/ai-7-week-04.docx
@@ -961,6 +961,178 @@
         <w:t>Project connection: For the Reproducible AI Research Study, retain an annotated worked trace and the changed-case reasoning. Connect the claim to its records, units and assumptions so another investigator can challenge or reproduce it.</w:t>
       </w:r>
     </w:p>
+    <w:p>
+      <w:pPr>
+        <w:pStyle w:val="Heading1"/>
+      </w:pPr>
+      <w:r>
+        <w:t>13. Project portfolio milestone</w:t>
+      </w:r>
+    </w:p>
+    <w:p>
+      <w:r>
+        <w:t>Project: Reproducible AI Research Study</w:t>
+      </w:r>
+    </w:p>
+    <w:p>
+      <w:r>
+        <w:t>Current milestone: Frame the need. Name the user, the problem, allowed inputs and a safe simple starting method.</w:t>
+      </w:r>
+    </w:p>
+    <w:p>
+      <w:r>
+        <w:t>For the Reproducible AI Research Study, retain an annotated worked trace and the changed-case reasoning. Connect the claim to its records, units and assumptions so another investigator can challenge or reproduce it.</w:t>
+      </w:r>
+    </w:p>
+    <w:tbl>
+      <w:tblPr>
+        <w:tblStyle w:val="LightShading-Accent1"/>
+        <w:tblW w:type="auto" w:w="0"/>
+        <w:tblLook w:firstColumn="1" w:firstRow="1" w:lastColumn="0" w:lastRow="0" w:noHBand="0" w:noVBand="1" w:val="04A0"/>
+      </w:tblPr>
+      <w:tblGrid>
+        <w:gridCol w:w="5112"/>
+        <w:gridCol w:w="5112"/>
+      </w:tblGrid>
+      <w:tr>
+        <w:trPr>
+          <w:tblHeader/>
+        </w:trPr>
+        <w:tc>
+          <w:tcPr>
+            <w:tcW w:type="dxa" w:w="5112"/>
+          </w:tcPr>
+          <w:p>
+            <w:r>
+              <w:t>Evidence to keep</w:t>
+            </w:r>
+          </w:p>
+        </w:tc>
+        <w:tc>
+          <w:tcPr>
+            <w:tcW w:type="dxa" w:w="5112"/>
+          </w:tcPr>
+          <w:p>
+            <w:r>
+              <w:t>My record</w:t>
+            </w:r>
+          </w:p>
+        </w:tc>
+      </w:tr>
+      <w:tr>
+        <w:tc>
+          <w:tcPr>
+            <w:tcW w:type="dxa" w:w="5112"/>
+          </w:tcPr>
+          <w:p>
+            <w:r>
+              <w:t>This week’s input and deciding step</w:t>
+            </w:r>
+          </w:p>
+        </w:tc>
+        <w:tc>
+          <w:tcPr>
+            <w:tcW w:type="dxa" w:w="5112"/>
+          </w:tcPr>
+          <w:p>
+            <w:r/>
+          </w:p>
+        </w:tc>
+      </w:tr>
+      <w:tr>
+        <w:tc>
+          <w:tcPr>
+            <w:tcW w:type="dxa" w:w="5112"/>
+          </w:tcPr>
+          <w:p>
+            <w:r>
+              <w:t>Prediction and actual result (or labelled paper trace)</w:t>
+            </w:r>
+          </w:p>
+        </w:tc>
+        <w:tc>
+          <w:tcPr>
+            <w:tcW w:type="dxa" w:w="5112"/>
+          </w:tcPr>
+          <w:p>
+            <w:r/>
+          </w:p>
+        </w:tc>
+      </w:tr>
+      <w:tr>
+        <w:tc>
+          <w:tcPr>
+            <w:tcW w:type="dxa" w:w="5112"/>
+          </w:tcPr>
+          <w:p>
+            <w:r>
+              <w:t>One change since the previous checkpoint and why</w:t>
+            </w:r>
+          </w:p>
+        </w:tc>
+        <w:tc>
+          <w:tcPr>
+            <w:tcW w:type="dxa" w:w="5112"/>
+          </w:tcPr>
+          <w:p>
+            <w:r/>
+          </w:p>
+        </w:tc>
+      </w:tr>
+      <w:tr>
+        <w:tc>
+          <w:tcPr>
+            <w:tcW w:type="dxa" w:w="5112"/>
+          </w:tcPr>
+          <w:p>
+            <w:r>
+              <w:t>One error or limit and the next test</w:t>
+            </w:r>
+          </w:p>
+        </w:tc>
+        <w:tc>
+          <w:tcPr>
+            <w:tcW w:type="dxa" w:w="5112"/>
+          </w:tcPr>
+          <w:p>
+            <w:r/>
+          </w:p>
+        </w:tc>
+      </w:tr>
+    </w:tbl>
+    <w:p>
+      <w:pPr>
+        <w:pStyle w:val="Heading3"/>
+      </w:pPr>
+      <w:r>
+        <w:t>Explain what this week adds to your project. Reuse last week’s record rather than starting again.</w:t>
+      </w:r>
+    </w:p>
+    <w:p>
+      <w:r>
+        <w:t>________________________________________________________________</w:t>
+      </w:r>
+    </w:p>
+    <w:p>
+      <w:r>
+        <w:t>________________________________________________________________</w:t>
+      </w:r>
+    </w:p>
+    <w:p>
+      <w:r>
+        <w:t>________________________________________________________________</w:t>
+      </w:r>
+    </w:p>
+    <w:p>
+      <w:r>
+        <w:t>________________________________________________________________</w:t>
+      </w:r>
+    </w:p>
+    <w:p>
+      <w:r>
+        <w:t>________________________________________________________________</w:t>
+      </w:r>
+    </w:p>
     <w:sectPr>
       <w:pgSz w:w="12240" w:h="15840"/>
       <w:pgMar w:top="936" w:right="1008" w:bottom="936" w:left="1008" w:header="720" w:footer="720" w:gutter="0"/>

--- a/downloads/workbook/ai-7-week-04.docx
+++ b/downloads/workbook/ai-7-week-04.docx
@@ -1133,6 +1133,230 @@
         <w:t>________________________________________________________________</w:t>
       </w:r>
     </w:p>
+    <w:p>
+      <w:pPr>
+        <w:pStyle w:val="Heading1"/>
+      </w:pPr>
+      <w:r>
+        <w:t>14. Supported practice and learning evidence</w:t>
+      </w:r>
+    </w:p>
+    <w:p>
+      <w:r>
+        <w:t>Use this supported practice once, in the browser or on paper. Keep the reserved independent assessment for a separate first attempt before teacher feedback.</w:t>
+      </w:r>
+    </w:p>
+    <w:p>
+      <w:r>
+        <w:t>Separate procedure, finding and limit. A fictional report tests two frozen classifiers on five labelled leaf photos from one camera.</w:t>
+      </w:r>
+    </w:p>
+    <w:p>
+      <w:pPr>
+        <w:pStyle w:val="Heading3"/>
+      </w:pPr>
+      <w:r>
+        <w:t>Practice 1: explain the deciding evidence</w:t>
+      </w:r>
+    </w:p>
+    <w:p>
+      <w:r>
+        <w:t>Which labelled step matches this detail? The set supplies no outdoor-camera performance evidence.</w:t>
+      </w:r>
+    </w:p>
+    <w:p>
+      <w:r>
+        <w:t>1. State the result</w:t>
+      </w:r>
+    </w:p>
+    <w:p>
+      <w:r>
+        <w:t>2. State the limit</w:t>
+      </w:r>
+    </w:p>
+    <w:p>
+      <w:r>
+        <w:t>3. Identify the method</w:t>
+      </w:r>
+    </w:p>
+    <w:p>
+      <w:pPr>
+        <w:pStyle w:val="Heading3"/>
+      </w:pPr>
+      <w:r>
+        <w:t>My selected conclusion, deciding fact and explanation</w:t>
+      </w:r>
+    </w:p>
+    <w:p>
+      <w:r>
+        <w:t>________________________________________________________________</w:t>
+      </w:r>
+    </w:p>
+    <w:p>
+      <w:r>
+        <w:t>________________________________________________________________</w:t>
+      </w:r>
+    </w:p>
+    <w:p>
+      <w:r>
+        <w:t>________________________________________________________________</w:t>
+      </w:r>
+    </w:p>
+    <w:p>
+      <w:r>
+        <w:t>________________________________________________________________</w:t>
+      </w:r>
+    </w:p>
+    <w:p>
+      <w:r>
+        <w:t>________________________________________________________________</w:t>
+      </w:r>
+    </w:p>
+    <w:p>
+      <w:r>
+        <w:t>Hint if needed: Read the steps in the pictorial case. Match the supplied detail to the stage that performs or records it.</w:t>
+      </w:r>
+    </w:p>
+    <w:p>
+      <w:r>
+        <w:t>After your attempt, compare with the supported explanation: State the limit The set supplies no outdoor-camera performance evidence. Methods tell how evidence was produced; results state observations; limitations describe what those observations cannot settle. Keeping them distinct prevents a result from becoming an oversized claim.</w:t>
+      </w:r>
+    </w:p>
+    <w:p>
+      <w:pPr>
+        <w:pStyle w:val="Heading3"/>
+      </w:pPr>
+      <w:r>
+        <w:t>Practice 2: explain the deciding evidence</w:t>
+      </w:r>
+    </w:p>
+    <w:p>
+      <w:r>
+        <w:t>Changed-case practice: The conclusion says B is best for outdoor farming. Which conclusion is supported by the supplied facts?</w:t>
+      </w:r>
+    </w:p>
+    <w:p>
+      <w:r>
+        <w:t>1. Reject that extension without outdoor evidence.</w:t>
+      </w:r>
+    </w:p>
+    <w:p>
+      <w:r>
+        <w:t>2. This one example guarantees correct results for every future input.</w:t>
+      </w:r>
+    </w:p>
+    <w:p>
+      <w:r>
+        <w:t>3. We can decide the result without examining the changed input or the procedure.</w:t>
+      </w:r>
+    </w:p>
+    <w:p>
+      <w:pPr>
+        <w:pStyle w:val="Heading3"/>
+      </w:pPr>
+      <w:r>
+        <w:t>My selected conclusion, deciding fact and explanation</w:t>
+      </w:r>
+    </w:p>
+    <w:p>
+      <w:r>
+        <w:t>________________________________________________________________</w:t>
+      </w:r>
+    </w:p>
+    <w:p>
+      <w:r>
+        <w:t>________________________________________________________________</w:t>
+      </w:r>
+    </w:p>
+    <w:p>
+      <w:r>
+        <w:t>________________________________________________________________</w:t>
+      </w:r>
+    </w:p>
+    <w:p>
+      <w:r>
+        <w:t>________________________________________________________________</w:t>
+      </w:r>
+    </w:p>
+    <w:p>
+      <w:r>
+        <w:t>________________________________________________________________</w:t>
+      </w:r>
+    </w:p>
+    <w:p>
+      <w:r>
+        <w:t>Hint if needed: Use the changed condition and the deciding step in the pictorial trace. The answer must say what follows from those facts.</w:t>
+      </w:r>
+    </w:p>
+    <w:p>
+      <w:r>
+        <w:t>After your attempt, compare with the supported explanation: Reject that extension without outdoor evidence. The reported conditions do not include the proposed use population.</w:t>
+      </w:r>
+    </w:p>
+    <w:p>
+      <w:pPr>
+        <w:pStyle w:val="Heading3"/>
+      </w:pPr>
+      <w:r>
+        <w:t>Repair a missing building block</w:t>
+      </w:r>
+    </w:p>
+    <w:p>
+      <w:r>
+        <w:t>Review Finding primary research (ai-7/3). Goal: Explain the mechanism and terminology of finding primary research. Short practice: Separate what the blog claims from what the original report records. Which methods and denominator must be inspected, and what status is honest if the original report is unavailable?. Return to this week and explain what you changed.</w:t>
+      </w:r>
+    </w:p>
+    <w:p>
+      <w:r>
+        <w:t>Review A question that evidence can answer (ai-7/1). Goal: Explain the mechanism and terminology of a question that evidence can answer. Short practice: Which proposed diagram question has a measurable outcome? Name its versions, six-case denominator and fixed scoring, then explain why giving only B easier tasks spoils the comparison.. Return to this week and explain what you changed.</w:t>
+      </w:r>
+    </w:p>
+    <w:p>
+      <w:pPr>
+        <w:pStyle w:val="Heading3"/>
+      </w:pPr>
+      <w:r>
+        <w:t>Keep your completed work</w:t>
+      </w:r>
+    </w:p>
+    <w:p>
+      <w:r>
+        <w:t>Use Download completed work in the hosted lesson to export your answers, reflections, practice feedback and code-run evidence. Open the HTML copy to read or print it. Drafts stay in this browser when storage is available; clear drafts on a shared device.</w:t>
+      </w:r>
+    </w:p>
+    <w:p>
+      <w:pPr>
+        <w:pStyle w:val="Heading3"/>
+      </w:pPr>
+      <w:r>
+        <w:t>What I repaired, the evidence I kept and the next test</w:t>
+      </w:r>
+    </w:p>
+    <w:p>
+      <w:r>
+        <w:t>________________________________________________________________</w:t>
+      </w:r>
+    </w:p>
+    <w:p>
+      <w:r>
+        <w:t>________________________________________________________________</w:t>
+      </w:r>
+    </w:p>
+    <w:p>
+      <w:r>
+        <w:t>________________________________________________________________</w:t>
+      </w:r>
+    </w:p>
+    <w:p>
+      <w:r>
+        <w:t>________________________________________________________________</w:t>
+      </w:r>
+    </w:p>
+    <w:p>
+      <w:r>
+        <w:t>________________________________________________________________</w:t>
+      </w:r>
+    </w:p>
     <w:sectPr>
       <w:pgSz w:w="12240" w:h="15840"/>
       <w:pgMar w:top="936" w:right="1008" w:bottom="936" w:left="1008" w:header="720" w:footer="720" w:gutter="0"/>

--- a/downloads/workbook/ai-7-week-04.docx
+++ b/downloads/workbook/ai-7-week-04.docx
@@ -30,6 +30,17 @@
     </w:p>
     <w:p>
       <w:r>
+        <w:t>Record your starting explanation for Methods results and limitations before opening notes. Show any later correction separately.</w:t>
+      </w:r>
+    </w:p>
+    <w:p>
+      <w:pPr>
+        <w:spacing w:line="336" w:lineRule="auto" w:after="180"/>
+      </w:pPr>
+      <w:r>
+        <w:rPr>
+          <w:b w:val="0"/>
+        </w:rPr>
         <w:t>Try the recall before opening notes. Then use a different colour or a labelled second line to correct your explanation.</w:t>
       </w:r>
     </w:p>
@@ -42,7 +53,13 @@
       </w:r>
     </w:p>
     <w:p>
-      <w:r>
+      <w:pPr>
+        <w:spacing w:line="336" w:lineRule="auto" w:after="180"/>
+      </w:pPr>
+      <w:r>
+        <w:rPr>
+          <w:b w:val="0"/>
+        </w:rPr>
         <w:t>Without opening the old lesson, explain one key idea from Finding primary research. Give an example and a mistake that the idea helps you avoid.</w:t>
       </w:r>
     </w:p>
@@ -78,8 +95,26 @@
       </w:r>
     </w:p>
     <w:p>
-      <w:r>
-        <w:t>Without opening the old lesson, explain one key idea from A question that evidence can answer. Give an example and a mistake that the idea helps you avoid.</w:t>
+      <w:pPr>
+        <w:spacing w:line="336" w:lineRule="auto" w:after="180"/>
+      </w:pPr>
+      <w:r>
+        <w:rPr>
+          <w:b w:val="0"/>
+        </w:rPr>
+        <w:t xml:space="preserve">Without opening the old lesson, explain one key idea from A question that </w:t>
+      </w:r>
+      <w:r>
+        <w:rPr>
+          <w:b/>
+        </w:rPr>
+        <w:t>evidence</w:t>
+      </w:r>
+      <w:r>
+        <w:rPr>
+          <w:b w:val="0"/>
+        </w:rPr>
+        <w:t xml:space="preserve"> can answer. Give an example and a mistake that the idea helps you avoid.</w:t>
       </w:r>
     </w:p>
     <w:p>
@@ -115,7 +150,54 @@
     </w:p>
     <w:p>
       <w:r>
-        <w:t>Use W2: Trace the worked case for Methods results and limitations. Record the answer once; the lesson and workbook refer to the same attempt.</w:t>
+        <w:t>Complete the supported Methods results and limitations trace and record the first step you can explain without help.</w:t>
+      </w:r>
+    </w:p>
+    <w:p>
+      <w:pPr>
+        <w:spacing w:line="336" w:lineRule="auto" w:after="180"/>
+      </w:pPr>
+      <w:r>
+        <w:rPr>
+          <w:b w:val="0"/>
+        </w:rPr>
+        <w:t xml:space="preserve">Use W2: Trace the worked case for </w:t>
+      </w:r>
+      <w:r>
+        <w:rPr>
+          <w:b/>
+        </w:rPr>
+        <w:t>Method</w:t>
+      </w:r>
+      <w:r>
+        <w:rPr>
+          <w:b w:val="0"/>
+        </w:rPr>
+        <w:t xml:space="preserve">s </w:t>
+      </w:r>
+      <w:r>
+        <w:rPr>
+          <w:b/>
+        </w:rPr>
+        <w:t>result</w:t>
+      </w:r>
+      <w:r>
+        <w:rPr>
+          <w:b w:val="0"/>
+        </w:rPr>
+        <w:t xml:space="preserve">s and </w:t>
+      </w:r>
+      <w:r>
+        <w:rPr>
+          <w:b/>
+        </w:rPr>
+        <w:t>limitation</w:t>
+      </w:r>
+      <w:r>
+        <w:rPr>
+          <w:b w:val="0"/>
+        </w:rPr>
+        <w:t>s. Record the answer once; the lesson and workbook refer to the same attempt.</w:t>
       </w:r>
     </w:p>
     <w:tbl>
@@ -243,7 +325,77 @@
     </w:p>
     <w:p>
       <w:r>
-        <w:t>Use the worked case for Methods results and limitations. Proposed explanation: “The worked result establishes every future case”. Decide whether this explanation is supported. Point to the step or supplied fact that decides; explain your repair if needed.</w:t>
+        <w:t>Check the proposed Methods results and limitations explanation against the supplied facts before discussing it.</w:t>
+      </w:r>
+    </w:p>
+    <w:p>
+      <w:pPr>
+        <w:spacing w:line="336" w:lineRule="auto" w:after="180"/>
+      </w:pPr>
+      <w:r>
+        <w:rPr>
+          <w:b w:val="0"/>
+        </w:rPr>
+        <w:t xml:space="preserve">Use the worked case for </w:t>
+      </w:r>
+      <w:r>
+        <w:rPr>
+          <w:b/>
+        </w:rPr>
+        <w:t>Method</w:t>
+      </w:r>
+      <w:r>
+        <w:rPr>
+          <w:b w:val="0"/>
+        </w:rPr>
+        <w:t xml:space="preserve">s </w:t>
+      </w:r>
+      <w:r>
+        <w:rPr>
+          <w:b/>
+        </w:rPr>
+        <w:t>result</w:t>
+      </w:r>
+      <w:r>
+        <w:rPr>
+          <w:b w:val="0"/>
+        </w:rPr>
+        <w:t xml:space="preserve">s and </w:t>
+      </w:r>
+      <w:r>
+        <w:rPr>
+          <w:b/>
+        </w:rPr>
+        <w:t>limitation</w:t>
+      </w:r>
+      <w:r>
+        <w:rPr>
+          <w:b w:val="0"/>
+        </w:rPr>
+        <w:t xml:space="preserve">s. Proposed explanation: “The worked </w:t>
+      </w:r>
+      <w:r>
+        <w:rPr>
+          <w:b/>
+        </w:rPr>
+        <w:t>result</w:t>
+      </w:r>
+      <w:r>
+        <w:rPr>
+          <w:b w:val="0"/>
+        </w:rPr>
+        <w:t xml:space="preserve"> establishes every future case”. Decide whether this explanation is supported.</w:t>
+      </w:r>
+    </w:p>
+    <w:p>
+      <w:pPr>
+        <w:spacing w:line="336" w:lineRule="auto" w:after="180"/>
+      </w:pPr>
+      <w:r>
+        <w:rPr>
+          <w:b w:val="0"/>
+        </w:rPr>
+        <w:t>Point to the step or supplied fact that decides; explain your repair if needed.</w:t>
       </w:r>
     </w:p>
     <w:p>
@@ -283,16 +435,8 @@
       </w:r>
     </w:p>
     <w:p>
-      <w:pPr>
-        <w:pStyle w:val="Heading3"/>
-      </w:pPr>
-      <w:r>
-        <w:t>Independent case: Apply a new case independently</w:t>
-      </w:r>
-    </w:p>
-    <w:p>
-      <w:r>
-        <w:t>Statements:fixed cutoff5; 12/15 relevant returned items; judgments came from one reviewer. Classify.</w:t>
+      <w:r>
+        <w:t>Write one first attempt at the reserved independent case before feedback. Repeated copies of that case refer to the same recorded attempt.</w:t>
       </w:r>
     </w:p>
     <w:p>
@@ -300,17 +444,26 @@
         <w:pStyle w:val="Heading3"/>
       </w:pPr>
       <w:r>
-        <w:t>My independent explanation, trace and limits</w:t>
+        <w:t>Independent case: Apply a new case independently</w:t>
       </w:r>
     </w:p>
     <w:p>
-      <w:r>
-        <w:t>________________________________________________________________</w:t>
+      <w:pPr>
+        <w:spacing w:line="336" w:lineRule="auto" w:after="180"/>
+      </w:pPr>
+      <w:r>
+        <w:rPr>
+          <w:b w:val="0"/>
+        </w:rPr>
+        <w:t>Statements:fixed cutoff5; 12/15 relevant returned items; judgments came from one reviewer. Classify.</w:t>
       </w:r>
     </w:p>
     <w:p>
-      <w:r>
-        <w:t>________________________________________________________________</w:t>
+      <w:pPr>
+        <w:pStyle w:val="Heading3"/>
+      </w:pPr>
+      <w:r>
+        <w:t>My independent explanation, trace and limits</w:t>
       </w:r>
     </w:p>
     <w:p>
@@ -340,6 +493,22 @@
     </w:p>
     <w:p>
       <w:r>
+        <w:t>________________________________________________________________</w:t>
+      </w:r>
+    </w:p>
+    <w:p>
+      <w:r>
+        <w:t>________________________________________________________________</w:t>
+      </w:r>
+    </w:p>
+    <w:p>
+      <w:pPr>
+        <w:spacing w:line="336" w:lineRule="auto" w:after="180"/>
+      </w:pPr>
+      <w:r>
+        <w:rPr>
+          <w:b w:val="0"/>
+        </w:rPr>
         <w:t>Attempt this case before feedback. Record any help. Earlier examples below are further practice; a case already practised with feedback cannot establish fresh transfer.</w:t>
       </w:r>
     </w:p>
@@ -353,7 +522,54 @@
     </w:p>
     <w:p>
       <w:r>
-        <w:t>Explain the weekly mechanism in your own words. Use the worked scenario to name its input, decision rule and output.</w:t>
+        <w:t>Explain the mechanism. Apply the supplied Methods results and limitations facts and keep your reasoning.</w:t>
+      </w:r>
+    </w:p>
+    <w:p>
+      <w:pPr>
+        <w:spacing w:line="336" w:lineRule="auto" w:after="180"/>
+      </w:pPr>
+      <w:r>
+        <w:rPr>
+          <w:b w:val="0"/>
+        </w:rPr>
+        <w:t xml:space="preserve">Explain the weekly </w:t>
+      </w:r>
+      <w:r>
+        <w:rPr>
+          <w:b/>
+        </w:rPr>
+        <w:t>mechanism</w:t>
+      </w:r>
+      <w:r>
+        <w:rPr>
+          <w:b w:val="0"/>
+        </w:rPr>
+        <w:t xml:space="preserve"> in your own words. Use the worked scenario to name its </w:t>
+      </w:r>
+      <w:r>
+        <w:rPr>
+          <w:b/>
+        </w:rPr>
+        <w:t>input</w:t>
+      </w:r>
+      <w:r>
+        <w:rPr>
+          <w:b w:val="0"/>
+        </w:rPr>
+        <w:t xml:space="preserve">, decision rule and </w:t>
+      </w:r>
+      <w:r>
+        <w:rPr>
+          <w:b/>
+        </w:rPr>
+        <w:t>output</w:t>
+      </w:r>
+      <w:r>
+        <w:rPr>
+          <w:b w:val="0"/>
+        </w:rPr>
+        <w:t>.</w:t>
       </w:r>
     </w:p>
     <w:p>
@@ -404,6 +620,17 @@
     </w:p>
     <w:p>
       <w:r>
+        <w:t>Trace the worked case. Apply the supplied Methods results and limitations facts and keep your reasoning.</w:t>
+      </w:r>
+    </w:p>
+    <w:p>
+      <w:pPr>
+        <w:spacing w:line="336" w:lineRule="auto" w:after="180"/>
+      </w:pPr>
+      <w:r>
+        <w:rPr>
+          <w:b w:val="0"/>
+        </w:rPr>
         <w:t>Statements:used20 fictional queries; 16 passed; real student use was not studied. Show the intermediate steps and give the conclusion with its scope.</w:t>
       </w:r>
     </w:p>
@@ -460,7 +687,30 @@
     </w:p>
     <w:p>
       <w:r>
-        <w:t>A report omits this qualification: A limitation should constrain a claim rather than be hidden in unrelated prose. Explain how omitting it could change a reader's interpretation, and write an accurate replacement.</w:t>
+        <w:t>Audit the limit. Apply the supplied Methods results and limitations facts and keep your reasoning.</w:t>
+      </w:r>
+    </w:p>
+    <w:p>
+      <w:pPr>
+        <w:spacing w:line="336" w:lineRule="auto" w:after="180"/>
+      </w:pPr>
+      <w:r>
+        <w:rPr>
+          <w:b w:val="0"/>
+        </w:rPr>
+        <w:t xml:space="preserve">A report omits this qualification: A </w:t>
+      </w:r>
+      <w:r>
+        <w:rPr>
+          <w:b/>
+        </w:rPr>
+        <w:t>limitation</w:t>
+      </w:r>
+      <w:r>
+        <w:rPr>
+          <w:b w:val="0"/>
+        </w:rPr>
+        <w:t xml:space="preserve"> should constrain a claim rather than be hidden in unrelated prose. Explain how omitting it could change a reader's interpretation, and write an accurate replacement.</w:t>
       </w:r>
     </w:p>
     <w:p>
@@ -511,6 +761,17 @@
     </w:p>
     <w:p>
       <w:r>
+        <w:t>Attempt before feedback. If this repeats the selected independent case, reuse that first attempt; otherwise keep a separate record. Apply a new case independently. Apply the supplied Methods results and limitations facts and keep your reasoning.</w:t>
+      </w:r>
+    </w:p>
+    <w:p>
+      <w:pPr>
+        <w:spacing w:line="336" w:lineRule="auto" w:after="180"/>
+      </w:pPr>
+      <w:r>
+        <w:rPr>
+          <w:b w:val="0"/>
+        </w:rPr>
         <w:t>Statements:fixed cutoff5; 12/15 relevant returned items; judgments came from one reviewer. Classify.</w:t>
       </w:r>
     </w:p>
@@ -572,7 +833,29 @@
     </w:p>
     <w:p>
       <w:r>
-        <w:t>For the worked scenario, propose one additional case that could reveal a failure, describe its expected outcome before running it, and explain what would need to remain fixed for a fair comparison. Do not reuse W4 as a new final test after receiving feedback.</w:t>
+        <w:t>Design a revealing follow-up. Apply the supplied Methods results and limitations facts and keep your reasoning.</w:t>
+      </w:r>
+    </w:p>
+    <w:p>
+      <w:pPr>
+        <w:spacing w:line="336" w:lineRule="auto" w:after="180"/>
+      </w:pPr>
+      <w:r>
+        <w:rPr>
+          <w:b w:val="0"/>
+        </w:rPr>
+        <w:t>For the worked scenario, propose one additional case that could reveal a failure, describe its expected outcome before running it, and explain what would need to remain fixed for a fair comparison.</w:t>
+      </w:r>
+    </w:p>
+    <w:p>
+      <w:pPr>
+        <w:spacing w:line="336" w:lineRule="auto" w:after="180"/>
+      </w:pPr>
+      <w:r>
+        <w:rPr>
+          <w:b w:val="0"/>
+        </w:rPr>
+        <w:t>Do not reuse W4 as a new final test after receiving feedback.</w:t>
       </w:r>
     </w:p>
     <w:p>
@@ -628,7 +911,161 @@
     </w:p>
     <w:p>
       <w:r>
-        <w:t>Add a labelled methods results and limitations evidence sheet to Reproducible AI Research Study. Show how you can explain the mechanism and terminology of methods results and limitations. Use the supplied fictional case and keep its inputs, intermediate steps, calculation or prediction, and limitation. Connect this record to last week’s record; a matching answer without a trace is insufficient.</w:t>
+        <w:t>Connect Methods results and limitations to Reproducible AI Research Study, identify a limit and choose the next useful test.</w:t>
+      </w:r>
+    </w:p>
+    <w:p>
+      <w:pPr>
+        <w:spacing w:line="336" w:lineRule="auto" w:after="180"/>
+      </w:pPr>
+      <w:r>
+        <w:rPr>
+          <w:b w:val="0"/>
+        </w:rPr>
+        <w:t xml:space="preserve">Add a labelled </w:t>
+      </w:r>
+      <w:r>
+        <w:rPr>
+          <w:b/>
+        </w:rPr>
+        <w:t>method</w:t>
+      </w:r>
+      <w:r>
+        <w:rPr>
+          <w:b w:val="0"/>
+        </w:rPr>
+        <w:t xml:space="preserve">s </w:t>
+      </w:r>
+      <w:r>
+        <w:rPr>
+          <w:b/>
+        </w:rPr>
+        <w:t>result</w:t>
+      </w:r>
+      <w:r>
+        <w:rPr>
+          <w:b w:val="0"/>
+        </w:rPr>
+        <w:t xml:space="preserve">s and </w:t>
+      </w:r>
+      <w:r>
+        <w:rPr>
+          <w:b/>
+        </w:rPr>
+        <w:t>limitation</w:t>
+      </w:r>
+      <w:r>
+        <w:rPr>
+          <w:b w:val="0"/>
+        </w:rPr>
+        <w:t xml:space="preserve">s </w:t>
+      </w:r>
+      <w:r>
+        <w:rPr>
+          <w:b/>
+        </w:rPr>
+        <w:t>evidence</w:t>
+      </w:r>
+      <w:r>
+        <w:rPr>
+          <w:b w:val="0"/>
+        </w:rPr>
+        <w:t xml:space="preserve"> sheet to Reproducible AI Research Study. Show how you can explain the </w:t>
+      </w:r>
+      <w:r>
+        <w:rPr>
+          <w:b/>
+        </w:rPr>
+        <w:t>mechanism</w:t>
+      </w:r>
+      <w:r>
+        <w:rPr>
+          <w:b w:val="0"/>
+        </w:rPr>
+        <w:t xml:space="preserve"> and terminology of </w:t>
+      </w:r>
+      <w:r>
+        <w:rPr>
+          <w:b/>
+        </w:rPr>
+        <w:t>method</w:t>
+      </w:r>
+      <w:r>
+        <w:rPr>
+          <w:b w:val="0"/>
+        </w:rPr>
+        <w:t xml:space="preserve">s </w:t>
+      </w:r>
+      <w:r>
+        <w:rPr>
+          <w:b/>
+        </w:rPr>
+        <w:t>result</w:t>
+      </w:r>
+      <w:r>
+        <w:rPr>
+          <w:b w:val="0"/>
+        </w:rPr>
+        <w:t xml:space="preserve">s and </w:t>
+      </w:r>
+      <w:r>
+        <w:rPr>
+          <w:b/>
+        </w:rPr>
+        <w:t>limitation</w:t>
+      </w:r>
+      <w:r>
+        <w:rPr>
+          <w:b w:val="0"/>
+        </w:rPr>
+        <w:t>s.</w:t>
+      </w:r>
+    </w:p>
+    <w:p>
+      <w:pPr>
+        <w:spacing w:line="336" w:lineRule="auto" w:after="180"/>
+      </w:pPr>
+      <w:r>
+        <w:rPr>
+          <w:b w:val="0"/>
+        </w:rPr>
+        <w:t xml:space="preserve">Use the supplied fictional case and keep its </w:t>
+      </w:r>
+      <w:r>
+        <w:rPr>
+          <w:b/>
+        </w:rPr>
+        <w:t>input</w:t>
+      </w:r>
+      <w:r>
+        <w:rPr>
+          <w:b w:val="0"/>
+        </w:rPr>
+        <w:t xml:space="preserve">s, intermediate steps, calculation or </w:t>
+      </w:r>
+      <w:r>
+        <w:rPr>
+          <w:b/>
+        </w:rPr>
+        <w:t>prediction</w:t>
+      </w:r>
+      <w:r>
+        <w:rPr>
+          <w:b w:val="0"/>
+        </w:rPr>
+        <w:t xml:space="preserve">, and </w:t>
+      </w:r>
+      <w:r>
+        <w:rPr>
+          <w:b/>
+        </w:rPr>
+        <w:t>limitation</w:t>
+      </w:r>
+      <w:r>
+        <w:rPr>
+          <w:b w:val="0"/>
+        </w:rPr>
+        <w:t>. Connect this record to last week’s record; a matching answer without a trace is insufficient.</w:t>
       </w:r>
     </w:p>
     <w:p>
@@ -675,6 +1112,11 @@
       </w:pPr>
       <w:r>
         <w:t>11. Feedback, return check and learning record</w:t>
+      </w:r>
+    </w:p>
+    <w:p>
+      <w:r>
+        <w:t>Record the first repaired step and a different case to revisit after a delay.</w:t>
       </w:r>
     </w:p>
     <w:tbl>
@@ -814,7 +1256,13 @@
       </w:tr>
     </w:tbl>
     <w:p>
-      <w:r>
+      <w:pPr>
+        <w:spacing w:line="336" w:lineRule="auto" w:after="180"/>
+      </w:pPr>
+      <w:r>
+        <w:rPr>
+          <w:b w:val="0"/>
+        </w:rPr>
         <w:t>Revisit this idea with your teacher after a delay. Familiarity is different from explaining and using it on a changed case.</w:t>
       </w:r>
     </w:p>
@@ -828,11 +1276,28 @@
     </w:p>
     <w:p>
       <w:r>
-        <w:t>Separate procedure, finding and limit. A fictional report tests two frozen classifiers on five labelled leaf photos from one camera.</w:t>
+        <w:t>Separate procedure, finding and limit. A fictional report tests two frozen classifiers on five labelled leaf photos from one camera. Explain the labelled step before checking the changed condition.</w:t>
       </w:r>
     </w:p>
     <w:p>
-      <w:r>
+      <w:pPr>
+        <w:spacing w:line="336" w:lineRule="auto" w:after="180"/>
+      </w:pPr>
+      <w:r>
+        <w:rPr>
+          <w:b w:val="0"/>
+        </w:rPr>
+        <w:t>Separate procedure, finding and limit. A fictional report tests two frozen classifiers on five labelled leaf photos from one camera.</w:t>
+      </w:r>
+    </w:p>
+    <w:p>
+      <w:pPr>
+        <w:spacing w:line="336" w:lineRule="auto" w:after="180"/>
+      </w:pPr>
+      <w:r>
+        <w:rPr>
+          <w:b w:val="0"/>
+        </w:rPr>
         <w:t>A is correct on 3/5; B on 4/5. No outdoor photos appear in the set.</w:t>
       </w:r>
     </w:p>
@@ -909,8 +1374,39 @@
       </w:r>
     </w:p>
     <w:p>
-      <w:r>
-        <w:t>Place the five-photo procedure, 3/5 versus 4/5 finding and missing outdoor evidence in their proper categories. Why cannot the result establish that B is best for outdoor farming?</w:t>
+      <w:pPr>
+        <w:spacing w:line="336" w:lineRule="auto" w:after="180"/>
+        <w:shd w:fill="F5F1FB"/>
+      </w:pPr>
+      <w:r>
+        <w:rPr>
+          <w:b w:val="0"/>
+        </w:rPr>
+        <w:t xml:space="preserve">Place the five-photo procedure, 3/5 versus 4/5 finding and missing outdoor </w:t>
+      </w:r>
+      <w:r>
+        <w:rPr>
+          <w:b/>
+        </w:rPr>
+        <w:t>evidence</w:t>
+      </w:r>
+      <w:r>
+        <w:rPr>
+          <w:b w:val="0"/>
+        </w:rPr>
+        <w:t xml:space="preserve"> in their proper categories. Why cannot the </w:t>
+      </w:r>
+      <w:r>
+        <w:rPr>
+          <w:b/>
+        </w:rPr>
+        <w:t>result</w:t>
+      </w:r>
+      <w:r>
+        <w:rPr>
+          <w:b w:val="0"/>
+        </w:rPr>
+        <w:t xml:space="preserve"> establish that B is best for outdoor farming?</w:t>
       </w:r>
     </w:p>
     <w:p>
@@ -952,13 +1448,57 @@
       </w:r>
     </w:p>
     <w:p>
-      <w:r>
-        <w:t>Support used: alone / hint / worked example. This record is practice evidence.</w:t>
+      <w:pPr>
+        <w:pStyle w:val="Heading3"/>
+      </w:pPr>
+      <w:r>
+        <w:t>Record the help used</w:t>
       </w:r>
     </w:p>
     <w:p>
-      <w:r>
-        <w:t>Project connection: For the Reproducible AI Research Study, retain an annotated worked trace and the changed-case reasoning. Connect the claim to its records, units and assumptions so another investigator can challenge or reproduce it.</w:t>
+      <w:pPr>
+        <w:spacing w:line="336" w:lineRule="auto" w:after="180"/>
+        <w:shd w:fill="F1F6F8"/>
+      </w:pPr>
+      <w:r>
+        <w:rPr>
+          <w:b w:val="0"/>
+        </w:rPr>
+        <w:t xml:space="preserve">Support used: alone / hint / worked example. This record is practice </w:t>
+      </w:r>
+      <w:r>
+        <w:rPr>
+          <w:b/>
+        </w:rPr>
+        <w:t>evidence</w:t>
+      </w:r>
+      <w:r>
+        <w:rPr>
+          <w:b w:val="0"/>
+        </w:rPr>
+        <w:t>.</w:t>
+      </w:r>
+    </w:p>
+    <w:p>
+      <w:pPr>
+        <w:spacing w:line="336" w:lineRule="auto" w:after="180"/>
+      </w:pPr>
+      <w:r>
+        <w:rPr>
+          <w:b w:val="0"/>
+        </w:rPr>
+        <w:t>Project connection: For the Reproducible AI Research Study, retain an annotated worked trace and the changed-case reasoning.</w:t>
+      </w:r>
+    </w:p>
+    <w:p>
+      <w:pPr>
+        <w:spacing w:line="336" w:lineRule="auto" w:after="180"/>
+      </w:pPr>
+      <w:r>
+        <w:rPr>
+          <w:b w:val="0"/>
+        </w:rPr>
+        <w:t>Connect the claim to its records, units and assumptions so another investigator can challenge or reproduce it.</w:t>
       </w:r>
     </w:p>
     <w:p>
@@ -971,16 +1511,63 @@
     </w:p>
     <w:p>
       <w:r>
-        <w:t>Project: Reproducible AI Research Study</w:t>
+        <w:t>Keep this week’s input, deciding step, result and limit together in the Reproducible AI Research Study record.</w:t>
       </w:r>
     </w:p>
     <w:p>
-      <w:r>
-        <w:t>Current milestone: Frame the need. Name the user, the problem, allowed inputs and a safe simple starting method.</w:t>
+      <w:pPr>
+        <w:spacing w:line="336" w:lineRule="auto" w:after="180"/>
+      </w:pPr>
+      <w:r>
+        <w:rPr>
+          <w:b w:val="0"/>
+        </w:rPr>
+        <w:t>Project: Reproducible AI Research Study</w:t>
       </w:r>
     </w:p>
     <w:p>
-      <w:r>
+      <w:pPr>
+        <w:spacing w:line="336" w:lineRule="auto" w:after="180"/>
+      </w:pPr>
+      <w:r>
+        <w:rPr>
+          <w:b w:val="0"/>
+        </w:rPr>
+        <w:t xml:space="preserve">Current milestone: Frame the need. Name the user, the problem, allowed </w:t>
+      </w:r>
+      <w:r>
+        <w:rPr>
+          <w:b/>
+        </w:rPr>
+        <w:t>input</w:t>
+      </w:r>
+      <w:r>
+        <w:rPr>
+          <w:b w:val="0"/>
+        </w:rPr>
+        <w:t xml:space="preserve">s and a safe simple starting </w:t>
+      </w:r>
+      <w:r>
+        <w:rPr>
+          <w:b/>
+        </w:rPr>
+        <w:t>method</w:t>
+      </w:r>
+      <w:r>
+        <w:rPr>
+          <w:b w:val="0"/>
+        </w:rPr>
+        <w:t>.</w:t>
+      </w:r>
+    </w:p>
+    <w:p>
+      <w:pPr>
+        <w:spacing w:line="336" w:lineRule="auto" w:after="180"/>
+      </w:pPr>
+      <w:r>
+        <w:rPr>
+          <w:b w:val="0"/>
+        </w:rPr>
         <w:t>For the Reproducible AI Research Study, retain an annotated worked trace and the changed-case reasoning. Connect the claim to its records, units and assumptions so another investigator can challenge or reproduce it.</w:t>
       </w:r>
     </w:p>
@@ -1143,11 +1730,28 @@
     </w:p>
     <w:p>
       <w:r>
-        <w:t>Use this supported practice once, in the browser or on paper. Keep the reserved independent assessment for a separate first attempt before teacher feedback.</w:t>
+        <w:t>Try the supported questions before comparing with hints and feedback. Record what you repaired and the evidence you retained.</w:t>
       </w:r>
     </w:p>
     <w:p>
-      <w:r>
+      <w:pPr>
+        <w:spacing w:line="336" w:lineRule="auto" w:after="180"/>
+      </w:pPr>
+      <w:r>
+        <w:rPr>
+          <w:b w:val="0"/>
+        </w:rPr>
+        <w:t>Use this supported practice once, in the browser or on paper. Keep the reserved independent assessment for a separate first attempt before teacher feedback.</w:t>
+      </w:r>
+    </w:p>
+    <w:p>
+      <w:pPr>
+        <w:spacing w:line="336" w:lineRule="auto" w:after="180"/>
+      </w:pPr>
+      <w:r>
+        <w:rPr>
+          <w:b w:val="0"/>
+        </w:rPr>
         <w:t>Separate procedure, finding and limit. A fictional report tests two frozen classifiers on five labelled leaf photos from one camera.</w:t>
       </w:r>
     </w:p>
@@ -1160,23 +1764,74 @@
       </w:r>
     </w:p>
     <w:p>
-      <w:r>
-        <w:t>Which labelled step matches this detail? The set supplies no outdoor-camera performance evidence.</w:t>
+      <w:pPr>
+        <w:spacing w:line="336" w:lineRule="auto" w:after="180"/>
+      </w:pPr>
+      <w:r>
+        <w:rPr>
+          <w:b w:val="0"/>
+        </w:rPr>
+        <w:t xml:space="preserve">Which labelled step matches this detail? The set supplies no outdoor-camera performance </w:t>
+      </w:r>
+      <w:r>
+        <w:rPr>
+          <w:b/>
+        </w:rPr>
+        <w:t>evidence</w:t>
+      </w:r>
+      <w:r>
+        <w:rPr>
+          <w:b w:val="0"/>
+        </w:rPr>
+        <w:t>.</w:t>
       </w:r>
     </w:p>
     <w:p>
-      <w:r>
-        <w:t>1. State the result</w:t>
+      <w:pPr>
+        <w:spacing w:line="336" w:lineRule="auto" w:after="180"/>
+        <w:shd w:fill="F4F9FC"/>
+      </w:pPr>
+      <w:r>
+        <w:rPr>
+          <w:b w:val="0"/>
+        </w:rPr>
+        <w:t xml:space="preserve">1. State the </w:t>
+      </w:r>
+      <w:r>
+        <w:rPr>
+          <w:b/>
+        </w:rPr>
+        <w:t>result</w:t>
       </w:r>
     </w:p>
     <w:p>
-      <w:r>
+      <w:pPr>
+        <w:spacing w:line="336" w:lineRule="auto" w:after="180"/>
+        <w:shd w:fill="F4F9FC"/>
+      </w:pPr>
+      <w:r>
+        <w:rPr>
+          <w:b w:val="0"/>
+        </w:rPr>
         <w:t>2. State the limit</w:t>
       </w:r>
     </w:p>
     <w:p>
-      <w:r>
-        <w:t>3. Identify the method</w:t>
+      <w:pPr>
+        <w:spacing w:line="336" w:lineRule="auto" w:after="180"/>
+        <w:shd w:fill="F4F9FC"/>
+      </w:pPr>
+      <w:r>
+        <w:rPr>
+          <w:b w:val="0"/>
+        </w:rPr>
+        <w:t xml:space="preserve">3. Identify the </w:t>
+      </w:r>
+      <w:r>
+        <w:rPr>
+          <w:b/>
+        </w:rPr>
+        <w:t>method</w:t>
       </w:r>
     </w:p>
     <w:p>
@@ -1213,13 +1868,23 @@
       </w:r>
     </w:p>
     <w:p>
-      <w:r>
-        <w:t>Hint if needed: Read the steps in the pictorial case. Match the supplied detail to the stage that performs or records it.</w:t>
+      <w:pPr>
+        <w:pStyle w:val="Heading3"/>
+      </w:pPr>
+      <w:r>
+        <w:t>Hint · try first</w:t>
       </w:r>
     </w:p>
     <w:p>
-      <w:r>
-        <w:t>After your attempt, compare with the supported explanation: State the limit The set supplies no outdoor-camera performance evidence. Methods tell how evidence was produced; results state observations; limitations describe what those observations cannot settle. Keeping them distinct prevents a result from becoming an oversized claim.</w:t>
+      <w:pPr>
+        <w:spacing w:line="336" w:lineRule="auto" w:after="180"/>
+        <w:shd w:fill="F1F6F8"/>
+      </w:pPr>
+      <w:r>
+        <w:rPr>
+          <w:b w:val="0"/>
+        </w:rPr>
+        <w:t>Hint if needed: Read the steps in the pictorial case. Match the supplied detail to the stage that performs or records it.</w:t>
       </w:r>
     </w:p>
     <w:p>
@@ -1227,27 +1892,121 @@
         <w:pStyle w:val="Heading3"/>
       </w:pPr>
       <w:r>
-        <w:t>Practice 2: explain the deciding evidence</w:t>
+        <w:t>Feedback · compare after trying</w:t>
       </w:r>
     </w:p>
     <w:p>
-      <w:r>
-        <w:t>Changed-case practice: The conclusion says B is best for outdoor farming. Which conclusion is supported by the supplied facts?</w:t>
+      <w:pPr>
+        <w:spacing w:line="336" w:lineRule="auto" w:after="180"/>
+        <w:shd w:fill="F1F6FC"/>
+      </w:pPr>
+      <w:r>
+        <w:rPr>
+          <w:b w:val="0"/>
+        </w:rPr>
+        <w:t xml:space="preserve">After your attempt, compare with the supported explanation: State the limit The set supplies no outdoor-camera performance </w:t>
+      </w:r>
+      <w:r>
+        <w:rPr>
+          <w:b/>
+        </w:rPr>
+        <w:t>evidence</w:t>
+      </w:r>
+      <w:r>
+        <w:rPr>
+          <w:b w:val="0"/>
+        </w:rPr>
+        <w:t>.</w:t>
       </w:r>
     </w:p>
     <w:p>
-      <w:r>
-        <w:t>1. Reject that extension without outdoor evidence.</w:t>
-      </w:r>
-    </w:p>
-    <w:p>
-      <w:r>
-        <w:t>2. This one example guarantees correct results for every future input.</w:t>
-      </w:r>
-    </w:p>
-    <w:p>
-      <w:r>
-        <w:t>3. We can decide the result without examining the changed input or the procedure.</w:t>
+      <w:pPr>
+        <w:spacing w:line="336" w:lineRule="auto" w:after="180"/>
+        <w:shd w:fill="F1F6FC"/>
+      </w:pPr>
+      <w:r>
+        <w:rPr>
+          <w:b/>
+        </w:rPr>
+        <w:t>Method</w:t>
+      </w:r>
+      <w:r>
+        <w:rPr>
+          <w:b w:val="0"/>
+        </w:rPr>
+        <w:t xml:space="preserve">s tell how </w:t>
+      </w:r>
+      <w:r>
+        <w:rPr>
+          <w:b/>
+        </w:rPr>
+        <w:t>evidence</w:t>
+      </w:r>
+      <w:r>
+        <w:rPr>
+          <w:b w:val="0"/>
+        </w:rPr>
+        <w:t xml:space="preserve"> was produced; </w:t>
+      </w:r>
+      <w:r>
+        <w:rPr>
+          <w:b/>
+        </w:rPr>
+        <w:t>result</w:t>
+      </w:r>
+      <w:r>
+        <w:rPr>
+          <w:b w:val="0"/>
+        </w:rPr>
+        <w:t xml:space="preserve">s state </w:t>
+      </w:r>
+      <w:r>
+        <w:rPr>
+          <w:b/>
+        </w:rPr>
+        <w:t>observation</w:t>
+      </w:r>
+      <w:r>
+        <w:rPr>
+          <w:b w:val="0"/>
+        </w:rPr>
+        <w:t xml:space="preserve">s; </w:t>
+      </w:r>
+      <w:r>
+        <w:rPr>
+          <w:b/>
+        </w:rPr>
+        <w:t>limitation</w:t>
+      </w:r>
+      <w:r>
+        <w:rPr>
+          <w:b w:val="0"/>
+        </w:rPr>
+        <w:t xml:space="preserve">s describe what those </w:t>
+      </w:r>
+      <w:r>
+        <w:rPr>
+          <w:b/>
+        </w:rPr>
+        <w:t>observation</w:t>
+      </w:r>
+      <w:r>
+        <w:rPr>
+          <w:b w:val="0"/>
+        </w:rPr>
+        <w:t xml:space="preserve">s cannot settle. Keeping them distinct prevents a </w:t>
+      </w:r>
+      <w:r>
+        <w:rPr>
+          <w:b/>
+        </w:rPr>
+        <w:t>result</w:t>
+      </w:r>
+      <w:r>
+        <w:rPr>
+          <w:b w:val="0"/>
+        </w:rPr>
+        <w:t xml:space="preserve"> from becoming an oversized claim.</w:t>
       </w:r>
     </w:p>
     <w:p>
@@ -1255,42 +2014,7 @@
         <w:pStyle w:val="Heading3"/>
       </w:pPr>
       <w:r>
-        <w:t>My selected conclusion, deciding fact and explanation</w:t>
-      </w:r>
-    </w:p>
-    <w:p>
-      <w:r>
-        <w:t>________________________________________________________________</w:t>
-      </w:r>
-    </w:p>
-    <w:p>
-      <w:r>
-        <w:t>________________________________________________________________</w:t>
-      </w:r>
-    </w:p>
-    <w:p>
-      <w:r>
-        <w:t>________________________________________________________________</w:t>
-      </w:r>
-    </w:p>
-    <w:p>
-      <w:r>
-        <w:t>________________________________________________________________</w:t>
-      </w:r>
-    </w:p>
-    <w:p>
-      <w:r>
-        <w:t>________________________________________________________________</w:t>
-      </w:r>
-    </w:p>
-    <w:p>
-      <w:r>
-        <w:t>Hint if needed: Use the changed condition and the deciding step in the pictorial trace. The answer must say what follows from those facts.</w:t>
-      </w:r>
-    </w:p>
-    <w:p>
-      <w:r>
-        <w:t>After your attempt, compare with the supported explanation: Reject that extension without outdoor evidence. The reported conditions do not include the proposed use population.</w:t>
+        <w:t>Practice 2: explain the deciding evidence</w:t>
       </w:r>
     </w:p>
     <w:p>
@@ -1298,17 +2022,115 @@
         <w:pStyle w:val="Heading3"/>
       </w:pPr>
       <w:r>
-        <w:t>Repair a missing building block</w:t>
+        <w:t>Changed case · predict first</w:t>
       </w:r>
     </w:p>
     <w:p>
-      <w:r>
-        <w:t>Review Finding primary research (ai-7/3). Goal: Explain the mechanism and terminology of finding primary research. Short practice: Separate what the blog claims from what the original report records. Which methods and denominator must be inspected, and what status is honest if the original report is unavailable?. Return to this week and explain what you changed.</w:t>
+      <w:pPr>
+        <w:spacing w:line="336" w:lineRule="auto" w:after="180"/>
+        <w:shd w:fill="F5F1FB"/>
+      </w:pPr>
+      <w:r>
+        <w:rPr>
+          <w:b w:val="0"/>
+        </w:rPr>
+        <w:t>Changed-case practice: The conclusion says B is best for outdoor farming. Which conclusion is supported by the supplied facts?</w:t>
       </w:r>
     </w:p>
     <w:p>
-      <w:r>
-        <w:t>Review A question that evidence can answer (ai-7/1). Goal: Explain the mechanism and terminology of a question that evidence can answer. Short practice: Which proposed diagram question has a measurable outcome? Name its versions, six-case denominator and fixed scoring, then explain why giving only B easier tasks spoils the comparison.. Return to this week and explain what you changed.</w:t>
+      <w:pPr>
+        <w:spacing w:line="336" w:lineRule="auto" w:after="180"/>
+        <w:shd w:fill="F4F9FC"/>
+      </w:pPr>
+      <w:r>
+        <w:rPr>
+          <w:b w:val="0"/>
+        </w:rPr>
+        <w:t xml:space="preserve">1. Reject that extension without outdoor </w:t>
+      </w:r>
+      <w:r>
+        <w:rPr>
+          <w:b/>
+        </w:rPr>
+        <w:t>evidence</w:t>
+      </w:r>
+      <w:r>
+        <w:rPr>
+          <w:b w:val="0"/>
+        </w:rPr>
+        <w:t>.</w:t>
+      </w:r>
+    </w:p>
+    <w:p>
+      <w:pPr>
+        <w:spacing w:line="336" w:lineRule="auto" w:after="180"/>
+        <w:shd w:fill="F4F9FC"/>
+      </w:pPr>
+      <w:r>
+        <w:rPr>
+          <w:b w:val="0"/>
+        </w:rPr>
+        <w:t xml:space="preserve">2. This one example guarantees correct </w:t>
+      </w:r>
+      <w:r>
+        <w:rPr>
+          <w:b/>
+        </w:rPr>
+        <w:t>result</w:t>
+      </w:r>
+      <w:r>
+        <w:rPr>
+          <w:b w:val="0"/>
+        </w:rPr>
+        <w:t xml:space="preserve">s for every future </w:t>
+      </w:r>
+      <w:r>
+        <w:rPr>
+          <w:b/>
+        </w:rPr>
+        <w:t>input</w:t>
+      </w:r>
+      <w:r>
+        <w:rPr>
+          <w:b w:val="0"/>
+        </w:rPr>
+        <w:t>.</w:t>
+      </w:r>
+    </w:p>
+    <w:p>
+      <w:pPr>
+        <w:spacing w:line="336" w:lineRule="auto" w:after="180"/>
+        <w:shd w:fill="F4F9FC"/>
+      </w:pPr>
+      <w:r>
+        <w:rPr>
+          <w:b w:val="0"/>
+        </w:rPr>
+        <w:t xml:space="preserve">3. We can decide the </w:t>
+      </w:r>
+      <w:r>
+        <w:rPr>
+          <w:b/>
+        </w:rPr>
+        <w:t>result</w:t>
+      </w:r>
+      <w:r>
+        <w:rPr>
+          <w:b w:val="0"/>
+        </w:rPr>
+        <w:t xml:space="preserve"> without examining the changed </w:t>
+      </w:r>
+      <w:r>
+        <w:rPr>
+          <w:b/>
+        </w:rPr>
+        <w:t>input</w:t>
+      </w:r>
+      <w:r>
+        <w:rPr>
+          <w:b w:val="0"/>
+        </w:rPr>
+        <w:t xml:space="preserve"> or the procedure.</w:t>
       </w:r>
     </w:p>
     <w:p>
@@ -1316,12 +2138,32 @@
         <w:pStyle w:val="Heading3"/>
       </w:pPr>
       <w:r>
-        <w:t>Keep your completed work</w:t>
+        <w:t>My selected conclusion, deciding fact and explanation</w:t>
       </w:r>
     </w:p>
     <w:p>
       <w:r>
-        <w:t>Use Download completed work in the hosted lesson to export your answers, reflections, practice feedback and code-run evidence. Open the HTML copy to read or print it. Drafts stay in this browser when storage is available; clear drafts on a shared device.</w:t>
+        <w:t>________________________________________________________________</w:t>
+      </w:r>
+    </w:p>
+    <w:p>
+      <w:r>
+        <w:t>________________________________________________________________</w:t>
+      </w:r>
+    </w:p>
+    <w:p>
+      <w:r>
+        <w:t>________________________________________________________________</w:t>
+      </w:r>
+    </w:p>
+    <w:p>
+      <w:r>
+        <w:t>________________________________________________________________</w:t>
+      </w:r>
+    </w:p>
+    <w:p>
+      <w:r>
+        <w:t>________________________________________________________________</w:t>
       </w:r>
     </w:p>
     <w:p>
@@ -1329,12 +2171,1127 @@
         <w:pStyle w:val="Heading3"/>
       </w:pPr>
       <w:r>
-        <w:t>What I repaired, the evidence I kept and the next test</w:t>
+        <w:t>Hint · try first</w:t>
       </w:r>
     </w:p>
     <w:p>
+      <w:pPr>
+        <w:spacing w:line="336" w:lineRule="auto" w:after="180"/>
+        <w:shd w:fill="F1F6F8"/>
+      </w:pPr>
+      <w:r>
+        <w:rPr>
+          <w:b w:val="0"/>
+        </w:rPr>
+        <w:t>Hint if needed: Use the changed condition and the deciding step in the pictorial trace. The answer must say what follows from those facts.</w:t>
+      </w:r>
+    </w:p>
+    <w:p>
+      <w:pPr>
+        <w:pStyle w:val="Heading3"/>
+      </w:pPr>
+      <w:r>
+        <w:t>Feedback · compare after trying</w:t>
+      </w:r>
+    </w:p>
+    <w:p>
+      <w:pPr>
+        <w:spacing w:line="336" w:lineRule="auto" w:after="180"/>
+        <w:shd w:fill="F1F6FC"/>
+      </w:pPr>
+      <w:r>
+        <w:rPr>
+          <w:b w:val="0"/>
+        </w:rPr>
+        <w:t xml:space="preserve">After your attempt, compare with the supported explanation: Reject that extension without outdoor </w:t>
+      </w:r>
+      <w:r>
+        <w:rPr>
+          <w:b/>
+        </w:rPr>
+        <w:t>evidence</w:t>
+      </w:r>
+      <w:r>
+        <w:rPr>
+          <w:b w:val="0"/>
+        </w:rPr>
+        <w:t>. The reported conditions do not include the proposed use population.</w:t>
+      </w:r>
+    </w:p>
+    <w:p>
+      <w:pPr>
+        <w:pStyle w:val="Heading3"/>
+      </w:pPr>
+      <w:r>
+        <w:t>Repair a missing building block</w:t>
+      </w:r>
+    </w:p>
+    <w:p>
+      <w:pPr>
+        <w:spacing w:line="336" w:lineRule="auto" w:after="180"/>
+      </w:pPr>
+      <w:r>
+        <w:rPr>
+          <w:b w:val="0"/>
+        </w:rPr>
+        <w:t xml:space="preserve">Review Finding primary research (ai-7/3). Goal: Explain the </w:t>
+      </w:r>
+      <w:r>
+        <w:rPr>
+          <w:b/>
+        </w:rPr>
+        <w:t>mechanism</w:t>
+      </w:r>
+      <w:r>
+        <w:rPr>
+          <w:b w:val="0"/>
+        </w:rPr>
+        <w:t xml:space="preserve"> and terminology of finding primary research. Short practice: Separate what the blog claims from what the original report records.</w:t>
+      </w:r>
+    </w:p>
+    <w:p>
+      <w:pPr>
+        <w:spacing w:line="336" w:lineRule="auto" w:after="180"/>
+      </w:pPr>
+      <w:r>
+        <w:rPr>
+          <w:b w:val="0"/>
+        </w:rPr>
+        <w:t xml:space="preserve">Which </w:t>
+      </w:r>
+      <w:r>
+        <w:rPr>
+          <w:b/>
+        </w:rPr>
+        <w:t>method</w:t>
+      </w:r>
+      <w:r>
+        <w:rPr>
+          <w:b w:val="0"/>
+        </w:rPr>
+        <w:t>s and denominator must be inspected, and what status is honest if the original report is unavailable?. Return to this week and explain what you changed.</w:t>
+      </w:r>
+    </w:p>
+    <w:p>
+      <w:pPr>
+        <w:spacing w:line="336" w:lineRule="auto" w:after="180"/>
+      </w:pPr>
+      <w:r>
+        <w:rPr>
+          <w:b w:val="0"/>
+        </w:rPr>
+        <w:t xml:space="preserve">Review A question that </w:t>
+      </w:r>
+      <w:r>
+        <w:rPr>
+          <w:b/>
+        </w:rPr>
+        <w:t>evidence</w:t>
+      </w:r>
+      <w:r>
+        <w:rPr>
+          <w:b w:val="0"/>
+        </w:rPr>
+        <w:t xml:space="preserve"> can answer (ai-7/1). Goal: Explain the </w:t>
+      </w:r>
+      <w:r>
+        <w:rPr>
+          <w:b/>
+        </w:rPr>
+        <w:t>mechanism</w:t>
+      </w:r>
+      <w:r>
+        <w:rPr>
+          <w:b w:val="0"/>
+        </w:rPr>
+        <w:t xml:space="preserve"> and terminology of a question that </w:t>
+      </w:r>
+      <w:r>
+        <w:rPr>
+          <w:b/>
+        </w:rPr>
+        <w:t>evidence</w:t>
+      </w:r>
+      <w:r>
+        <w:rPr>
+          <w:b w:val="0"/>
+        </w:rPr>
+        <w:t xml:space="preserve"> can answer. Short practice: Which proposed diagram question has a measurable outcome?</w:t>
+      </w:r>
+    </w:p>
+    <w:p>
+      <w:pPr>
+        <w:spacing w:line="336" w:lineRule="auto" w:after="180"/>
+      </w:pPr>
+      <w:r>
+        <w:rPr>
+          <w:b w:val="0"/>
+        </w:rPr>
+        <w:t>Name its versions, six-case denominator and fixed scoring, then explain why giving only B easier tasks spoils the comparison.. Return to this week and explain what you changed.</w:t>
+      </w:r>
+    </w:p>
+    <w:p>
+      <w:pPr>
+        <w:pStyle w:val="Heading3"/>
+      </w:pPr>
+      <w:r>
+        <w:t>Keep your completed work</w:t>
+      </w:r>
+    </w:p>
+    <w:p>
+      <w:pPr>
+        <w:spacing w:line="336" w:lineRule="auto" w:after="180"/>
+      </w:pPr>
+      <w:r>
+        <w:rPr>
+          <w:b w:val="0"/>
+        </w:rPr>
+        <w:t xml:space="preserve">Use Download completed work in the hosted lesson to export your answers, reflections, practice feedback and code-run </w:t>
+      </w:r>
+      <w:r>
+        <w:rPr>
+          <w:b/>
+        </w:rPr>
+        <w:t>evidence</w:t>
+      </w:r>
+      <w:r>
+        <w:rPr>
+          <w:b w:val="0"/>
+        </w:rPr>
+        <w:t>. Open the HTML copy to read or print it.</w:t>
+      </w:r>
+    </w:p>
+    <w:p>
+      <w:pPr>
+        <w:spacing w:line="336" w:lineRule="auto" w:after="180"/>
+      </w:pPr>
+      <w:r>
+        <w:rPr>
+          <w:b w:val="0"/>
+        </w:rPr>
+        <w:t>Drafts stay in this browser when storage is available; clear drafts on a shared device.</w:t>
+      </w:r>
+    </w:p>
+    <w:p>
+      <w:pPr>
+        <w:pStyle w:val="Heading3"/>
+      </w:pPr>
+      <w:r>
+        <w:t>What I repaired, the evidence I kept and the next test</w:t>
+      </w:r>
+    </w:p>
+    <w:p>
       <w:r>
         <w:t>________________________________________________________________</w:t>
+      </w:r>
+    </w:p>
+    <w:p>
+      <w:r>
+        <w:t>________________________________________________________________</w:t>
+      </w:r>
+    </w:p>
+    <w:p>
+      <w:r>
+        <w:t>________________________________________________________________</w:t>
+      </w:r>
+    </w:p>
+    <w:p>
+      <w:r>
+        <w:t>________________________________________________________________</w:t>
+      </w:r>
+    </w:p>
+    <w:p>
+      <w:r>
+        <w:t>________________________________________________________________</w:t>
+      </w:r>
+    </w:p>
+    <w:p>
+      <w:pPr>
+        <w:pStyle w:val="Heading1"/>
+      </w:pPr>
+      <w:r>
+        <w:t>15. Visual concept journey</w:t>
+      </w:r>
+    </w:p>
+    <w:p>
+      <w:r>
+        <w:t>Explain each Methods results and limitations picture from its labels, then record a relevant limit.</w:t>
+      </w:r>
+    </w:p>
+    <w:p>
+      <w:pPr>
+        <w:pStyle w:val="Heading3"/>
+      </w:pPr>
+      <w:r>
+        <w:t>01. Methods results and limitations: the case</w:t>
+      </w:r>
+    </w:p>
+    <w:p>
+      <w:r>
+        <w:drawing>
+          <wp:inline xmlns:a="http://schemas.openxmlformats.org/drawingml/2006/main" xmlns:pic="http://schemas.openxmlformats.org/drawingml/2006/picture">
+            <wp:extent cx="5486400" cy="2834640"/>
+            <wp:docPr id="3" name="Picture 3" descr="Separate procedure, finding and limit. A fictional report tests two frozen classifiers on five labelled leaf photos from one camera. Supplied facts: A is correct on 3/5; B on 4/5. No outdoor photos appear in the set."/>
+            <wp:cNvGraphicFramePr>
+              <a:graphicFrameLocks noChangeAspect="1"/>
+            </wp:cNvGraphicFramePr>
+            <a:graphic>
+              <a:graphicData uri="http://schemas.openxmlformats.org/drawingml/2006/picture">
+                <pic:pic>
+                  <pic:nvPicPr>
+                    <pic:cNvPr id="0" name="academy-story-ai-7-4-01.png"/>
+                    <pic:cNvPicPr/>
+                  </pic:nvPicPr>
+                  <pic:blipFill>
+                    <a:blip r:embed="rId11"/>
+                    <a:stretch>
+                      <a:fillRect/>
+                    </a:stretch>
+                  </pic:blipFill>
+                  <pic:spPr>
+                    <a:xfrm>
+                      <a:off x="0" y="0"/>
+                      <a:ext cx="5486400" cy="2834640"/>
+                    </a:xfrm>
+                    <a:prstGeom prst="rect"/>
+                  </pic:spPr>
+                </pic:pic>
+              </a:graphicData>
+            </a:graphic>
+          </wp:inline>
+        </w:drawing>
+      </w:r>
+    </w:p>
+    <w:p>
+      <w:pPr>
+        <w:spacing w:line="336" w:lineRule="auto" w:after="180"/>
+      </w:pPr>
+      <w:r>
+        <w:rPr>
+          <w:b w:val="0"/>
+        </w:rPr>
+        <w:t>Separate procedure, finding and limit. A fictional report tests two frozen classifiers on five labelled leaf photos from one camera. Supplied facts: A is correct on 3/5; B on 4/5. No outdoor photos appear in the set.</w:t>
+      </w:r>
+    </w:p>
+    <w:p>
+      <w:pPr>
+        <w:spacing w:line="336" w:lineRule="auto" w:after="180"/>
+        <w:shd w:fill="F5F1FB"/>
+      </w:pPr>
+      <w:r>
+        <w:rPr>
+          <w:b w:val="0"/>
+        </w:rPr>
+        <w:t>Point to the given fact that matters most. Explain why it matters.</w:t>
+      </w:r>
+    </w:p>
+    <w:p>
+      <w:pPr>
+        <w:pStyle w:val="Heading3"/>
+      </w:pPr>
+      <w:r>
+        <w:t>My picture explanation, deciding evidence and one limit</w:t>
+      </w:r>
+    </w:p>
+    <w:p>
+      <w:r>
+        <w:t>________________________________________________________________</w:t>
+      </w:r>
+    </w:p>
+    <w:p>
+      <w:r>
+        <w:t>________________________________________________________________</w:t>
+      </w:r>
+    </w:p>
+    <w:p>
+      <w:r>
+        <w:t>________________________________________________________________</w:t>
+      </w:r>
+    </w:p>
+    <w:p>
+      <w:r>
+        <w:t>________________________________________________________________</w:t>
+      </w:r>
+    </w:p>
+    <w:p>
+      <w:pPr>
+        <w:pStyle w:val="Heading3"/>
+      </w:pPr>
+      <w:r>
+        <w:t>02. Follow the deciding steps</w:t>
+      </w:r>
+    </w:p>
+    <w:p>
+      <w:r>
+        <w:drawing>
+          <wp:inline xmlns:a="http://schemas.openxmlformats.org/drawingml/2006/main" xmlns:pic="http://schemas.openxmlformats.org/drawingml/2006/picture">
+            <wp:extent cx="5486400" cy="3182112"/>
+            <wp:docPr id="4" name="Picture 4" descr="Identify the method: Same five photos, labels and scoring are used for both models. → State the result: A scores 60%; B scores 80% on this fixed set. → State the limit: The set supplies no outdoor-camera performance evidence."/>
+            <wp:cNvGraphicFramePr>
+              <a:graphicFrameLocks noChangeAspect="1"/>
+            </wp:cNvGraphicFramePr>
+            <a:graphic>
+              <a:graphicData uri="http://schemas.openxmlformats.org/drawingml/2006/picture">
+                <pic:pic>
+                  <pic:nvPicPr>
+                    <pic:cNvPr id="0" name="academy-story-ai-7-4-02.png"/>
+                    <pic:cNvPicPr/>
+                  </pic:nvPicPr>
+                  <pic:blipFill>
+                    <a:blip r:embed="rId12"/>
+                    <a:stretch>
+                      <a:fillRect/>
+                    </a:stretch>
+                  </pic:blipFill>
+                  <pic:spPr>
+                    <a:xfrm>
+                      <a:off x="0" y="0"/>
+                      <a:ext cx="5486400" cy="3182112"/>
+                    </a:xfrm>
+                    <a:prstGeom prst="rect"/>
+                  </pic:spPr>
+                </pic:pic>
+              </a:graphicData>
+            </a:graphic>
+          </wp:inline>
+        </w:drawing>
+      </w:r>
+    </w:p>
+    <w:p>
+      <w:pPr>
+        <w:spacing w:line="336" w:lineRule="auto" w:after="180"/>
+      </w:pPr>
+      <w:r>
+        <w:rPr>
+          <w:b w:val="0"/>
+        </w:rPr>
+        <w:t xml:space="preserve">Identify the </w:t>
+      </w:r>
+      <w:r>
+        <w:rPr>
+          <w:b/>
+        </w:rPr>
+        <w:t>method</w:t>
+      </w:r>
+      <w:r>
+        <w:rPr>
+          <w:b w:val="0"/>
+        </w:rPr>
+        <w:t xml:space="preserve">: Same five photos, labels and scoring are used for both models. → State the </w:t>
+      </w:r>
+      <w:r>
+        <w:rPr>
+          <w:b/>
+        </w:rPr>
+        <w:t>result</w:t>
+      </w:r>
+      <w:r>
+        <w:rPr>
+          <w:b w:val="0"/>
+        </w:rPr>
+        <w:t xml:space="preserve">: A scores </w:t>
+      </w:r>
+      <w:r>
+        <w:rPr>
+          <w:b/>
+        </w:rPr>
+        <w:t>60%</w:t>
+      </w:r>
+      <w:r>
+        <w:rPr>
+          <w:b w:val="0"/>
+        </w:rPr>
+        <w:t xml:space="preserve">; B scores </w:t>
+      </w:r>
+      <w:r>
+        <w:rPr>
+          <w:b/>
+        </w:rPr>
+        <w:t>80%</w:t>
+      </w:r>
+      <w:r>
+        <w:rPr>
+          <w:b w:val="0"/>
+        </w:rPr>
+        <w:t xml:space="preserve"> on this fixed set. → State the limit: The set supplies no outdoor-camera performance </w:t>
+      </w:r>
+      <w:r>
+        <w:rPr>
+          <w:b/>
+        </w:rPr>
+        <w:t>evidence</w:t>
+      </w:r>
+      <w:r>
+        <w:rPr>
+          <w:b w:val="0"/>
+        </w:rPr>
+        <w:t>.</w:t>
+      </w:r>
+    </w:p>
+    <w:p>
+      <w:pPr>
+        <w:spacing w:line="336" w:lineRule="auto" w:after="180"/>
+        <w:shd w:fill="F5F1FB"/>
+      </w:pPr>
+      <w:r>
+        <w:rPr>
+          <w:b w:val="0"/>
+        </w:rPr>
+        <w:t xml:space="preserve">Point to each numbered stage and explain which recorded </w:t>
+      </w:r>
+      <w:r>
+        <w:rPr>
+          <w:b/>
+        </w:rPr>
+        <w:t>input</w:t>
+      </w:r>
+      <w:r>
+        <w:rPr>
+          <w:b w:val="0"/>
+        </w:rPr>
+        <w:t xml:space="preserve"> it uses.</w:t>
+      </w:r>
+    </w:p>
+    <w:p>
+      <w:pPr>
+        <w:pStyle w:val="Heading3"/>
+      </w:pPr>
+      <w:r>
+        <w:t>My picture explanation, deciding evidence and one limit</w:t>
+      </w:r>
+    </w:p>
+    <w:p>
+      <w:r>
+        <w:t>________________________________________________________________</w:t>
+      </w:r>
+    </w:p>
+    <w:p>
+      <w:r>
+        <w:t>________________________________________________________________</w:t>
+      </w:r>
+    </w:p>
+    <w:p>
+      <w:r>
+        <w:t>________________________________________________________________</w:t>
+      </w:r>
+    </w:p>
+    <w:p>
+      <w:r>
+        <w:t>________________________________________________________________</w:t>
+      </w:r>
+    </w:p>
+    <w:p>
+      <w:pPr>
+        <w:pStyle w:val="Heading3"/>
+      </w:pPr>
+      <w:r>
+        <w:t>03. Two models on five shared photos</w:t>
+      </w:r>
+    </w:p>
+    <w:p>
+      <w:r>
+        <w:drawing>
+          <wp:inline xmlns:a="http://schemas.openxmlformats.org/drawingml/2006/main" xmlns:pic="http://schemas.openxmlformats.org/drawingml/2006/picture">
+            <wp:extent cx="5486400" cy="2834640"/>
+            <wp:docPr id="5" name="Picture 5" descr="Two models on five shared photos. Units: correct photos out of 5. A: 3. B: 4."/>
+            <wp:cNvGraphicFramePr>
+              <a:graphicFrameLocks noChangeAspect="1"/>
+            </wp:cNvGraphicFramePr>
+            <a:graphic>
+              <a:graphicData uri="http://schemas.openxmlformats.org/drawingml/2006/picture">
+                <pic:pic>
+                  <pic:nvPicPr>
+                    <pic:cNvPr id="0" name="academy-story-ai-7-4-03.png"/>
+                    <pic:cNvPicPr/>
+                  </pic:nvPicPr>
+                  <pic:blipFill>
+                    <a:blip r:embed="rId13"/>
+                    <a:stretch>
+                      <a:fillRect/>
+                    </a:stretch>
+                  </pic:blipFill>
+                  <pic:spPr>
+                    <a:xfrm>
+                      <a:off x="0" y="0"/>
+                      <a:ext cx="5486400" cy="2834640"/>
+                    </a:xfrm>
+                    <a:prstGeom prst="rect"/>
+                  </pic:spPr>
+                </pic:pic>
+              </a:graphicData>
+            </a:graphic>
+          </wp:inline>
+        </w:drawing>
+      </w:r>
+    </w:p>
+    <w:p>
+      <w:pPr>
+        <w:spacing w:line="336" w:lineRule="auto" w:after="180"/>
+      </w:pPr>
+      <w:r>
+        <w:rPr>
+          <w:b w:val="0"/>
+        </w:rPr>
+        <w:t>Two models on five shared photos. Units: correct photos out of 5. A: 3. B: 4.</w:t>
+      </w:r>
+    </w:p>
+    <w:p>
+      <w:pPr>
+        <w:spacing w:line="336" w:lineRule="auto" w:after="180"/>
+        <w:shd w:fill="F5F1FB"/>
+      </w:pPr>
+      <w:r>
+        <w:rPr>
+          <w:b w:val="0"/>
+        </w:rPr>
+        <w:t>Read the labels and values. Explain the relationship the model shows.</w:t>
+      </w:r>
+    </w:p>
+    <w:p>
+      <w:pPr>
+        <w:pStyle w:val="Heading3"/>
+      </w:pPr>
+      <w:r>
+        <w:t>My picture explanation, deciding evidence and one limit</w:t>
+      </w:r>
+    </w:p>
+    <w:p>
+      <w:r>
+        <w:t>________________________________________________________________</w:t>
+      </w:r>
+    </w:p>
+    <w:p>
+      <w:r>
+        <w:t>________________________________________________________________</w:t>
+      </w:r>
+    </w:p>
+    <w:p>
+      <w:r>
+        <w:t>________________________________________________________________</w:t>
+      </w:r>
+    </w:p>
+    <w:p>
+      <w:r>
+        <w:t>________________________________________________________________</w:t>
+      </w:r>
+    </w:p>
+    <w:p>
+      <w:pPr>
+        <w:pStyle w:val="Heading3"/>
+      </w:pPr>
+      <w:r>
+        <w:t>04. Change one thing. Trace what follows.</w:t>
+      </w:r>
+    </w:p>
+    <w:p>
+      <w:r>
+        <w:drawing>
+          <wp:inline xmlns:a="http://schemas.openxmlformats.org/drawingml/2006/main" xmlns:pic="http://schemas.openxmlformats.org/drawingml/2006/picture">
+            <wp:extent cx="5486400" cy="3026664"/>
+            <wp:docPr id="6" name="Picture 6" descr="Original case: The set supplies no outdoor-camera performance evidence. Changed condition: The conclusion says B is best for outdoor farming. Expected result: Reject that extension without outdoor evidence. Reason: The reported conditions do not include the proposed use population."/>
+            <wp:cNvGraphicFramePr>
+              <a:graphicFrameLocks noChangeAspect="1"/>
+            </wp:cNvGraphicFramePr>
+            <a:graphic>
+              <a:graphicData uri="http://schemas.openxmlformats.org/drawingml/2006/picture">
+                <pic:pic>
+                  <pic:nvPicPr>
+                    <pic:cNvPr id="0" name="academy-story-ai-7-4-04.png"/>
+                    <pic:cNvPicPr/>
+                  </pic:nvPicPr>
+                  <pic:blipFill>
+                    <a:blip r:embed="rId14"/>
+                    <a:stretch>
+                      <a:fillRect/>
+                    </a:stretch>
+                  </pic:blipFill>
+                  <pic:spPr>
+                    <a:xfrm>
+                      <a:off x="0" y="0"/>
+                      <a:ext cx="5486400" cy="3026664"/>
+                    </a:xfrm>
+                    <a:prstGeom prst="rect"/>
+                  </pic:spPr>
+                </pic:pic>
+              </a:graphicData>
+            </a:graphic>
+          </wp:inline>
+        </w:drawing>
+      </w:r>
+    </w:p>
+    <w:p>
+      <w:pPr>
+        <w:spacing w:line="336" w:lineRule="auto" w:after="180"/>
+      </w:pPr>
+      <w:r>
+        <w:rPr>
+          <w:b w:val="0"/>
+        </w:rPr>
+        <w:t xml:space="preserve">Original case: The set supplies no outdoor-camera performance </w:t>
+      </w:r>
+      <w:r>
+        <w:rPr>
+          <w:b/>
+        </w:rPr>
+        <w:t>evidence</w:t>
+      </w:r>
+      <w:r>
+        <w:rPr>
+          <w:b w:val="0"/>
+        </w:rPr>
+        <w:t xml:space="preserve">. Changed condition: The conclusion says B is best for outdoor farming. Expected </w:t>
+      </w:r>
+      <w:r>
+        <w:rPr>
+          <w:b/>
+        </w:rPr>
+        <w:t>result</w:t>
+      </w:r>
+      <w:r>
+        <w:rPr>
+          <w:b w:val="0"/>
+        </w:rPr>
+        <w:t xml:space="preserve">: Reject that extension without outdoor </w:t>
+      </w:r>
+      <w:r>
+        <w:rPr>
+          <w:b/>
+        </w:rPr>
+        <w:t>evidence</w:t>
+      </w:r>
+      <w:r>
+        <w:rPr>
+          <w:b w:val="0"/>
+        </w:rPr>
+        <w:t>.</w:t>
+      </w:r>
+    </w:p>
+    <w:p>
+      <w:pPr>
+        <w:spacing w:line="336" w:lineRule="auto" w:after="180"/>
+      </w:pPr>
+      <w:r>
+        <w:rPr>
+          <w:b w:val="0"/>
+        </w:rPr>
+        <w:t>Reason: The reported conditions do not include the proposed use population.</w:t>
+      </w:r>
+    </w:p>
+    <w:p>
+      <w:pPr>
+        <w:spacing w:line="336" w:lineRule="auto" w:after="180"/>
+        <w:shd w:fill="F5F1FB"/>
+      </w:pPr>
+      <w:r>
+        <w:rPr>
+          <w:b w:val="0"/>
+        </w:rPr>
+        <w:t xml:space="preserve">Predict before checking the worked changed-case </w:t>
+      </w:r>
+      <w:r>
+        <w:rPr>
+          <w:b/>
+        </w:rPr>
+        <w:t>result</w:t>
+      </w:r>
+      <w:r>
+        <w:rPr>
+          <w:b w:val="0"/>
+        </w:rPr>
+        <w:t>. Name what changed and what the supplied facts allow you to conclude.</w:t>
+      </w:r>
+    </w:p>
+    <w:p>
+      <w:pPr>
+        <w:pStyle w:val="Heading3"/>
+      </w:pPr>
+      <w:r>
+        <w:t>My picture explanation, deciding evidence and one limit</w:t>
+      </w:r>
+    </w:p>
+    <w:p>
+      <w:r>
+        <w:t>________________________________________________________________</w:t>
+      </w:r>
+    </w:p>
+    <w:p>
+      <w:r>
+        <w:t>________________________________________________________________</w:t>
+      </w:r>
+    </w:p>
+    <w:p>
+      <w:r>
+        <w:t>________________________________________________________________</w:t>
+      </w:r>
+    </w:p>
+    <w:p>
+      <w:r>
+        <w:t>________________________________________________________________</w:t>
+      </w:r>
+    </w:p>
+    <w:p>
+      <w:pPr>
+        <w:pStyle w:val="Heading3"/>
+      </w:pPr>
+      <w:r>
+        <w:t>05. Connect the explanation to its limit</w:t>
+      </w:r>
+    </w:p>
+    <w:p>
+      <w:r>
+        <w:drawing>
+          <wp:inline xmlns:a="http://schemas.openxmlformats.org/drawingml/2006/main" xmlns:pic="http://schemas.openxmlformats.org/drawingml/2006/picture">
+            <wp:extent cx="5486400" cy="2834640"/>
+            <wp:docPr id="7" name="Picture 7" descr="Methods tell how evidence was produced; results state observations; limitations describe what those observations cannot settle. Keeping them distinct prevents a result from becoming an oversized claim. Limit: Five observations cannot establish a stable ranking or causal mechanism; source and sampling assumptions remain important."/>
+            <wp:cNvGraphicFramePr>
+              <a:graphicFrameLocks noChangeAspect="1"/>
+            </wp:cNvGraphicFramePr>
+            <a:graphic>
+              <a:graphicData uri="http://schemas.openxmlformats.org/drawingml/2006/picture">
+                <pic:pic>
+                  <pic:nvPicPr>
+                    <pic:cNvPr id="0" name="academy-story-ai-7-4-05.png"/>
+                    <pic:cNvPicPr/>
+                  </pic:nvPicPr>
+                  <pic:blipFill>
+                    <a:blip r:embed="rId15"/>
+                    <a:stretch>
+                      <a:fillRect/>
+                    </a:stretch>
+                  </pic:blipFill>
+                  <pic:spPr>
+                    <a:xfrm>
+                      <a:off x="0" y="0"/>
+                      <a:ext cx="5486400" cy="2834640"/>
+                    </a:xfrm>
+                    <a:prstGeom prst="rect"/>
+                  </pic:spPr>
+                </pic:pic>
+              </a:graphicData>
+            </a:graphic>
+          </wp:inline>
+        </w:drawing>
+      </w:r>
+    </w:p>
+    <w:p>
+      <w:pPr>
+        <w:spacing w:line="336" w:lineRule="auto" w:after="180"/>
+      </w:pPr>
+      <w:r>
+        <w:rPr>
+          <w:b/>
+        </w:rPr>
+        <w:t>Method</w:t>
+      </w:r>
+      <w:r>
+        <w:rPr>
+          <w:b w:val="0"/>
+        </w:rPr>
+        <w:t xml:space="preserve">s tell how </w:t>
+      </w:r>
+      <w:r>
+        <w:rPr>
+          <w:b/>
+        </w:rPr>
+        <w:t>evidence</w:t>
+      </w:r>
+      <w:r>
+        <w:rPr>
+          <w:b w:val="0"/>
+        </w:rPr>
+        <w:t xml:space="preserve"> was produced; </w:t>
+      </w:r>
+      <w:r>
+        <w:rPr>
+          <w:b/>
+        </w:rPr>
+        <w:t>result</w:t>
+      </w:r>
+      <w:r>
+        <w:rPr>
+          <w:b w:val="0"/>
+        </w:rPr>
+        <w:t xml:space="preserve">s state </w:t>
+      </w:r>
+      <w:r>
+        <w:rPr>
+          <w:b/>
+        </w:rPr>
+        <w:t>observation</w:t>
+      </w:r>
+      <w:r>
+        <w:rPr>
+          <w:b w:val="0"/>
+        </w:rPr>
+        <w:t xml:space="preserve">s; </w:t>
+      </w:r>
+      <w:r>
+        <w:rPr>
+          <w:b/>
+        </w:rPr>
+        <w:t>limitation</w:t>
+      </w:r>
+      <w:r>
+        <w:rPr>
+          <w:b w:val="0"/>
+        </w:rPr>
+        <w:t xml:space="preserve">s describe what those </w:t>
+      </w:r>
+      <w:r>
+        <w:rPr>
+          <w:b/>
+        </w:rPr>
+        <w:t>observation</w:t>
+      </w:r>
+      <w:r>
+        <w:rPr>
+          <w:b w:val="0"/>
+        </w:rPr>
+        <w:t xml:space="preserve">s cannot settle. Keeping them distinct prevents a </w:t>
+      </w:r>
+      <w:r>
+        <w:rPr>
+          <w:b/>
+        </w:rPr>
+        <w:t>result</w:t>
+      </w:r>
+      <w:r>
+        <w:rPr>
+          <w:b w:val="0"/>
+        </w:rPr>
+        <w:t xml:space="preserve"> from becoming an oversized claim.</w:t>
+      </w:r>
+    </w:p>
+    <w:p>
+      <w:pPr>
+        <w:spacing w:line="336" w:lineRule="auto" w:after="180"/>
+      </w:pPr>
+      <w:r>
+        <w:rPr>
+          <w:b w:val="0"/>
+        </w:rPr>
+        <w:t xml:space="preserve">Limit: Five </w:t>
+      </w:r>
+      <w:r>
+        <w:rPr>
+          <w:b/>
+        </w:rPr>
+        <w:t>observation</w:t>
+      </w:r>
+      <w:r>
+        <w:rPr>
+          <w:b w:val="0"/>
+        </w:rPr>
+        <w:t xml:space="preserve">s cannot establish a stable ranking or causal </w:t>
+      </w:r>
+      <w:r>
+        <w:rPr>
+          <w:b/>
+        </w:rPr>
+        <w:t>mechanism</w:t>
+      </w:r>
+      <w:r>
+        <w:rPr>
+          <w:b w:val="0"/>
+        </w:rPr>
+        <w:t>; source and sampling assumptions remain important.</w:t>
+      </w:r>
+    </w:p>
+    <w:p>
+      <w:pPr>
+        <w:spacing w:line="336" w:lineRule="auto" w:after="180"/>
+        <w:shd w:fill="F5F1FB"/>
+      </w:pPr>
+      <w:r>
+        <w:rPr>
+          <w:b w:val="0"/>
+        </w:rPr>
+        <w:t>Explain the case, then point to a limit on the claim.</w:t>
+      </w:r>
+    </w:p>
+    <w:p>
+      <w:pPr>
+        <w:pStyle w:val="Heading3"/>
+      </w:pPr>
+      <w:r>
+        <w:t>My picture explanation, deciding evidence and one limit</w:t>
+      </w:r>
+    </w:p>
+    <w:p>
+      <w:r>
+        <w:t>________________________________________________________________</w:t>
+      </w:r>
+    </w:p>
+    <w:p>
+      <w:r>
+        <w:t>________________________________________________________________</w:t>
+      </w:r>
+    </w:p>
+    <w:p>
+      <w:r>
+        <w:t>________________________________________________________________</w:t>
+      </w:r>
+    </w:p>
+    <w:p>
+      <w:r>
+        <w:t>________________________________________________________________</w:t>
+      </w:r>
+    </w:p>
+    <w:p>
+      <w:pPr>
+        <w:pStyle w:val="Heading3"/>
+      </w:pPr>
+      <w:r>
+        <w:t>06. Make the idea visible in your project</w:t>
+      </w:r>
+    </w:p>
+    <w:p>
+      <w:r>
+        <w:drawing>
+          <wp:inline xmlns:a="http://schemas.openxmlformats.org/drawingml/2006/main" xmlns:pic="http://schemas.openxmlformats.org/drawingml/2006/picture">
+            <wp:extent cx="5486400" cy="3681984"/>
+            <wp:docPr id="8" name="Picture 8" descr="For the Reproducible AI Research Study, retain an annotated worked trace and the changed-case reasoning. Connect the claim to its records, units and assumptions so another investigator can challenge or reproduce it. Draw your input, deciding step, result and limit. Supported question: Place the five-photo procedure, 3/5 versus 4/5 finding and missing outdoor evidence in their proper categories. Why cannot the result establish that B is best for outdoor farming?"/>
+            <wp:cNvGraphicFramePr>
+              <a:graphicFrameLocks noChangeAspect="1"/>
+            </wp:cNvGraphicFramePr>
+            <a:graphic>
+              <a:graphicData uri="http://schemas.openxmlformats.org/drawingml/2006/picture">
+                <pic:pic>
+                  <pic:nvPicPr>
+                    <pic:cNvPr id="0" name="academy-story-ai-7-4-06.png"/>
+                    <pic:cNvPicPr/>
+                  </pic:nvPicPr>
+                  <pic:blipFill>
+                    <a:blip r:embed="rId16"/>
+                    <a:stretch>
+                      <a:fillRect/>
+                    </a:stretch>
+                  </pic:blipFill>
+                  <pic:spPr>
+                    <a:xfrm>
+                      <a:off x="0" y="0"/>
+                      <a:ext cx="5486400" cy="3681984"/>
+                    </a:xfrm>
+                    <a:prstGeom prst="rect"/>
+                  </pic:spPr>
+                </pic:pic>
+              </a:graphicData>
+            </a:graphic>
+          </wp:inline>
+        </w:drawing>
+      </w:r>
+    </w:p>
+    <w:p>
+      <w:pPr>
+        <w:spacing w:line="336" w:lineRule="auto" w:after="180"/>
+      </w:pPr>
+      <w:r>
+        <w:rPr>
+          <w:b w:val="0"/>
+        </w:rPr>
+        <w:t>For the Reproducible AI Research Study, retain an annotated worked trace and the changed-case reasoning. Connect the claim to its records, units and assumptions so another investigator can challenge or reproduce it.</w:t>
+      </w:r>
+    </w:p>
+    <w:p>
+      <w:pPr>
+        <w:spacing w:line="336" w:lineRule="auto" w:after="180"/>
+      </w:pPr>
+      <w:r>
+        <w:rPr>
+          <w:b w:val="0"/>
+        </w:rPr>
+        <w:t xml:space="preserve">Draw your </w:t>
+      </w:r>
+      <w:r>
+        <w:rPr>
+          <w:b/>
+        </w:rPr>
+        <w:t>input</w:t>
+      </w:r>
+      <w:r>
+        <w:rPr>
+          <w:b w:val="0"/>
+        </w:rPr>
+        <w:t xml:space="preserve">, deciding step, </w:t>
+      </w:r>
+      <w:r>
+        <w:rPr>
+          <w:b/>
+        </w:rPr>
+        <w:t>result</w:t>
+      </w:r>
+      <w:r>
+        <w:rPr>
+          <w:b w:val="0"/>
+        </w:rPr>
+        <w:t xml:space="preserve"> and limit. Supported question: Place the five-photo procedure, 3/5 versus 4/5 finding and missing outdoor </w:t>
+      </w:r>
+      <w:r>
+        <w:rPr>
+          <w:b/>
+        </w:rPr>
+        <w:t>evidence</w:t>
+      </w:r>
+      <w:r>
+        <w:rPr>
+          <w:b w:val="0"/>
+        </w:rPr>
+        <w:t xml:space="preserve"> in their proper categories.</w:t>
+      </w:r>
+    </w:p>
+    <w:p>
+      <w:pPr>
+        <w:spacing w:line="336" w:lineRule="auto" w:after="180"/>
+      </w:pPr>
+      <w:r>
+        <w:rPr>
+          <w:b w:val="0"/>
+        </w:rPr>
+        <w:t xml:space="preserve">Why cannot the </w:t>
+      </w:r>
+      <w:r>
+        <w:rPr>
+          <w:b/>
+        </w:rPr>
+        <w:t>result</w:t>
+      </w:r>
+      <w:r>
+        <w:rPr>
+          <w:b w:val="0"/>
+        </w:rPr>
+        <w:t xml:space="preserve"> establish that B is best for outdoor farming?</w:t>
+      </w:r>
+    </w:p>
+    <w:p>
+      <w:pPr>
+        <w:spacing w:line="336" w:lineRule="auto" w:after="180"/>
+        <w:shd w:fill="F5F1FB"/>
+      </w:pPr>
+      <w:r>
+        <w:rPr>
+          <w:b w:val="0"/>
+        </w:rPr>
+        <w:t xml:space="preserve">Draw your project trace and justify the deciding step using </w:t>
+      </w:r>
+      <w:r>
+        <w:rPr>
+          <w:b/>
+        </w:rPr>
+        <w:t>evidence</w:t>
+      </w:r>
+      <w:r>
+        <w:rPr>
+          <w:b w:val="0"/>
+        </w:rPr>
+        <w:t>.</w:t>
+      </w:r>
+    </w:p>
+    <w:p>
+      <w:pPr>
+        <w:pStyle w:val="Heading3"/>
+      </w:pPr>
+      <w:r>
+        <w:t>My picture explanation, deciding evidence and one limit</w:t>
       </w:r>
     </w:p>
     <w:p>

--- a/downloads/workbook/ai-7-week-04.docx
+++ b/downloads/workbook/ai-7-week-04.docx
@@ -25,22 +25,45 @@
         <w:pStyle w:val="Heading1"/>
       </w:pPr>
       <w:r>
-        <w:t>01. Recall and choose your starting point</w:t>
-      </w:r>
-    </w:p>
-    <w:p>
-      <w:r>
-        <w:t>Record your starting explanation for Methods results and limitations before opening notes. Show any later correction separately.</w:t>
-      </w:r>
-    </w:p>
-    <w:p>
-      <w:pPr>
-        <w:spacing w:line="336" w:lineRule="auto" w:after="180"/>
-      </w:pPr>
-      <w:r>
-        <w:rPr>
-          <w:b w:val="0"/>
-        </w:rPr>
+        <w:t>One complete methods/results/limitations annotation record.</w:t>
+      </w:r>
+    </w:p>
+    <w:p>
+      <w:r>
+        <w:t>Keep supplied statement, role, reason, denominator, faithful rewrite and untested explanation together.</w:t>
+      </w:r>
+    </w:p>
+    <w:p>
+      <w:r>
+        <w:t>Recall → W1–W3/W5 → independent cutoff/reviewer case → report-reading project → delayed return.</w:t>
+      </w:r>
+    </w:p>
+    <w:p>
+      <w:pPr>
+        <w:pStyle w:val="Heading1"/>
+      </w:pPr>
+      <w:r>
+        <w:t>01. Recall · Retrieve before notes</w:t>
+      </w:r>
+    </w:p>
+    <w:p>
+      <w:r>
+        <w:t>Keep this task’s inputs,rule and response together.</w:t>
+      </w:r>
+    </w:p>
+    <w:p>
+      <w:pPr>
+        <w:pStyle w:val="Heading2"/>
+      </w:pPr>
+      <w:r>
+        <w:t>Complete task and evidence</w:t>
+      </w:r>
+    </w:p>
+    <w:p>
+      <w:pPr>
+        <w:pStyle w:val="ListBullet"/>
+      </w:pPr>
+      <w:r>
         <w:t>Try the recall before opening notes. Then use a different colour or a labelled second line to correct your explanation.</w:t>
       </w:r>
     </w:p>
@@ -54,12 +77,9 @@
     </w:p>
     <w:p>
       <w:pPr>
-        <w:spacing w:line="336" w:lineRule="auto" w:after="180"/>
-      </w:pPr>
-      <w:r>
-        <w:rPr>
-          <w:b w:val="0"/>
-        </w:rPr>
+        <w:pStyle w:val="ListBullet"/>
+      </w:pPr>
+      <w:r>
         <w:t>Without opening the old lesson, explain one key idea from Finding primary research. Give an example and a mistake that the idea helps you avoid.</w:t>
       </w:r>
     </w:p>
@@ -96,25 +116,10 @@
     </w:p>
     <w:p>
       <w:pPr>
-        <w:spacing w:line="336" w:lineRule="auto" w:after="180"/>
-      </w:pPr>
-      <w:r>
-        <w:rPr>
-          <w:b w:val="0"/>
-        </w:rPr>
-        <w:t xml:space="preserve">Without opening the old lesson, explain one key idea from A question that </w:t>
-      </w:r>
-      <w:r>
-        <w:rPr>
-          <w:b/>
-        </w:rPr>
-        <w:t>evidence</w:t>
-      </w:r>
-      <w:r>
-        <w:rPr>
-          <w:b w:val="0"/>
-        </w:rPr>
-        <w:t xml:space="preserve"> can answer. Give an example and a mistake that the idea helps you avoid.</w:t>
+        <w:pStyle w:val="ListBullet"/>
+      </w:pPr>
+      <w:r>
+        <w:t>Without opening the old lesson, explain one key idea from A question that evidence can answer. Give an example and a mistake that the idea helps you avoid.</w:t>
       </w:r>
     </w:p>
     <w:p>
@@ -145,159 +150,44 @@
         <w:pStyle w:val="Heading1"/>
       </w:pPr>
       <w:r>
-        <w:t>02. Practise with fading help</w:t>
-      </w:r>
-    </w:p>
-    <w:p>
-      <w:r>
-        <w:t>Complete the supported Methods results and limitations trace and record the first step you can explain without help.</w:t>
-      </w:r>
-    </w:p>
-    <w:p>
-      <w:pPr>
-        <w:spacing w:line="336" w:lineRule="auto" w:after="180"/>
-      </w:pPr>
-      <w:r>
-        <w:rPr>
-          <w:b w:val="0"/>
-        </w:rPr>
-        <w:t xml:space="preserve">Use W2: Trace the worked case for </w:t>
-      </w:r>
-      <w:r>
-        <w:rPr>
-          <w:b/>
-        </w:rPr>
-        <w:t>Method</w:t>
-      </w:r>
-      <w:r>
-        <w:rPr>
-          <w:b w:val="0"/>
-        </w:rPr>
-        <w:t xml:space="preserve">s </w:t>
-      </w:r>
-      <w:r>
-        <w:rPr>
-          <w:b/>
-        </w:rPr>
-        <w:t>result</w:t>
-      </w:r>
-      <w:r>
-        <w:rPr>
-          <w:b w:val="0"/>
-        </w:rPr>
-        <w:t xml:space="preserve">s and </w:t>
-      </w:r>
-      <w:r>
-        <w:rPr>
-          <w:b/>
-        </w:rPr>
-        <w:t>limitation</w:t>
-      </w:r>
-      <w:r>
-        <w:rPr>
-          <w:b w:val="0"/>
-        </w:rPr>
-        <w:t>s. Record the answer once; the lesson and workbook refer to the same attempt.</w:t>
-      </w:r>
-    </w:p>
-    <w:tbl>
-      <w:tblPr>
-        <w:tblStyle w:val="LightShading-Accent1"/>
-        <w:tblW w:type="auto" w:w="0"/>
-        <w:tblLook w:firstColumn="1" w:firstRow="1" w:lastColumn="0" w:lastRow="0" w:noHBand="0" w:noVBand="1" w:val="04A0"/>
-      </w:tblPr>
-      <w:tblGrid>
-        <w:gridCol w:w="2556"/>
-        <w:gridCol w:w="2556"/>
-        <w:gridCol w:w="2556"/>
-        <w:gridCol w:w="2556"/>
-      </w:tblGrid>
-      <w:tr>
-        <w:trPr>
-          <w:tblHeader/>
-        </w:trPr>
-        <w:tc>
-          <w:tcPr>
-            <w:tcW w:type="dxa" w:w="2556"/>
-          </w:tcPr>
-          <w:p>
-            <w:r>
-              <w:t>Given inputs</w:t>
-            </w:r>
-          </w:p>
-        </w:tc>
-        <w:tc>
-          <w:tcPr>
-            <w:tcW w:type="dxa" w:w="2556"/>
-          </w:tcPr>
-          <w:p>
-            <w:r>
-              <w:t>Procedure I chose</w:t>
-            </w:r>
-          </w:p>
-        </w:tc>
-        <w:tc>
-          <w:tcPr>
-            <w:tcW w:type="dxa" w:w="2556"/>
-          </w:tcPr>
-          <w:p>
-            <w:r>
-              <w:t>Middle steps</w:t>
-            </w:r>
-          </w:p>
-        </w:tc>
-        <w:tc>
-          <w:tcPr>
-            <w:tcW w:type="dxa" w:w="2556"/>
-          </w:tcPr>
-          <w:p>
-            <w:r>
-              <w:t>Result and check</w:t>
-            </w:r>
-          </w:p>
-        </w:tc>
-      </w:tr>
-      <w:tr>
-        <w:tc>
-          <w:tcPr>
-            <w:tcW w:type="dxa" w:w="2556"/>
-          </w:tcPr>
-          <w:p>
-            <w:r/>
-          </w:p>
-        </w:tc>
-        <w:tc>
-          <w:tcPr>
-            <w:tcW w:type="dxa" w:w="2556"/>
-          </w:tcPr>
-          <w:p>
-            <w:r/>
-          </w:p>
-        </w:tc>
-        <w:tc>
-          <w:tcPr>
-            <w:tcW w:type="dxa" w:w="2556"/>
-          </w:tcPr>
-          <w:p>
-            <w:r/>
-          </w:p>
-        </w:tc>
-        <w:tc>
-          <w:tcPr>
-            <w:tcW w:type="dxa" w:w="2556"/>
-          </w:tcPr>
-          <w:p>
-            <w:r/>
-          </w:p>
-        </w:tc>
-      </w:tr>
-    </w:tbl>
+        <w:t>05. W1 · Explain the current example</w:t>
+      </w:r>
+    </w:p>
+    <w:p>
+      <w:r>
+        <w:t>Keep this task’s inputs,rule and response together.</w:t>
+      </w:r>
+    </w:p>
+    <w:p>
+      <w:pPr>
+        <w:pStyle w:val="Heading2"/>
+      </w:pPr>
+      <w:r>
+        <w:t>Complete task and evidence</w:t>
+      </w:r>
+    </w:p>
+    <w:p>
+      <w:pPr>
+        <w:pStyle w:val="ListBullet"/>
+      </w:pPr>
+      <w:r>
+        <w:t>Methods describe what was done, results describe reported observations with metric/denominator, limitations restrict interpretation, and mechanism hypotheses are explanations still to test. Main supplied passage: 20 fictional queries is method/scope; 16 passed gives 16/20 = 80% result; real student use not studied limits classroom-learning claims. Full rubric/raw case identities are not supplied by that short passage. Separate picture evaluates two frozen classifiers on the same five labelled leaf photos from one camera, no outdoor photos. A 3/5=60%, B 4/5=80%, difference 20 percentage points, is a fixed-set result. Missing outdoor/other-camera evidence prevents an outdoor-best or stable-general-ranking claim, not proof B fails outside. One statement may serve more than one role: a sampling or reviewer detail is method and may explain a limitation. A single reviewer does not prove wrong labels; agreement remains unassessed unless checked. Complete annotation/rewrite investigation uses only supplied passages and paper arithmetic; no model, participant, causal-mechanism or reviewer-agreement study is performed.</w:t>
+      </w:r>
+    </w:p>
+    <w:p>
+      <w:pPr>
+        <w:pStyle w:val="ListBullet"/>
+      </w:pPr>
+      <w:r>
+        <w:t>Explain the weekly mechanism in your own words. Use the worked scenario to name its input, decision rule and output.</w:t>
+      </w:r>
+    </w:p>
     <w:p>
       <w:pPr>
         <w:pStyle w:val="Heading3"/>
       </w:pPr>
       <w:r>
-        <w:t>The step I completed without help, and the hint I needed</w:t>
+        <w:t>My reasoning and evidence</w:t>
       </w:r>
     </w:p>
     <w:p>
@@ -316,86 +206,55 @@
       </w:r>
     </w:p>
     <w:p>
+      <w:r>
+        <w:t>________________________________________________________________</w:t>
+      </w:r>
+    </w:p>
+    <w:p>
+      <w:r>
+        <w:t>________________________________________________________________</w:t>
+      </w:r>
+    </w:p>
+    <w:p>
+      <w:r>
+        <w:t>________________________________________________________________</w:t>
+      </w:r>
+    </w:p>
+    <w:p>
       <w:pPr>
         <w:pStyle w:val="Heading1"/>
       </w:pPr>
       <w:r>
-        <w:t>03. Individual reasoning check</w:t>
-      </w:r>
-    </w:p>
-    <w:p>
-      <w:r>
-        <w:t>Check the proposed Methods results and limitations explanation against the supplied facts before discussing it.</w:t>
-      </w:r>
-    </w:p>
-    <w:p>
-      <w:pPr>
-        <w:spacing w:line="336" w:lineRule="auto" w:after="180"/>
-      </w:pPr>
-      <w:r>
-        <w:rPr>
-          <w:b w:val="0"/>
-        </w:rPr>
-        <w:t xml:space="preserve">Use the worked case for </w:t>
-      </w:r>
-      <w:r>
-        <w:rPr>
-          <w:b/>
-        </w:rPr>
-        <w:t>Method</w:t>
-      </w:r>
-      <w:r>
-        <w:rPr>
-          <w:b w:val="0"/>
-        </w:rPr>
-        <w:t xml:space="preserve">s </w:t>
-      </w:r>
-      <w:r>
-        <w:rPr>
-          <w:b/>
-        </w:rPr>
-        <w:t>result</w:t>
-      </w:r>
-      <w:r>
-        <w:rPr>
-          <w:b w:val="0"/>
-        </w:rPr>
-        <w:t xml:space="preserve">s and </w:t>
-      </w:r>
-      <w:r>
-        <w:rPr>
-          <w:b/>
-        </w:rPr>
-        <w:t>limitation</w:t>
-      </w:r>
-      <w:r>
-        <w:rPr>
-          <w:b w:val="0"/>
-        </w:rPr>
-        <w:t xml:space="preserve">s. Proposed explanation: “The worked </w:t>
-      </w:r>
-      <w:r>
-        <w:rPr>
-          <w:b/>
-        </w:rPr>
-        <w:t>result</w:t>
-      </w:r>
-      <w:r>
-        <w:rPr>
-          <w:b w:val="0"/>
-        </w:rPr>
-        <w:t xml:space="preserve"> establishes every future case”. Decide whether this explanation is supported.</w:t>
-      </w:r>
-    </w:p>
-    <w:p>
-      <w:pPr>
-        <w:spacing w:line="336" w:lineRule="auto" w:after="180"/>
-      </w:pPr>
-      <w:r>
-        <w:rPr>
-          <w:b w:val="0"/>
-        </w:rPr>
-        <w:t>Point to the step or supplied fact that decides; explain your repair if needed.</w:t>
+        <w:t>06. W2 · Trace the worked case</w:t>
+      </w:r>
+    </w:p>
+    <w:p>
+      <w:r>
+        <w:t>Keep the supplied inputs, comparison rule and evidence together.</w:t>
+      </w:r>
+    </w:p>
+    <w:p>
+      <w:pPr>
+        <w:pStyle w:val="Heading2"/>
+      </w:pPr>
+      <w:r>
+        <w:t>Complete task and evidence</w:t>
+      </w:r>
+    </w:p>
+    <w:p>
+      <w:pPr>
+        <w:pStyle w:val="ListBullet"/>
+      </w:pPr>
+      <w:r>
+        <w:t>Methods describe what was done, results describe reported observations with metric/denominator, limitations restrict interpretation, and mechanism hypotheses are explanations still to test. Main supplied passage: 20 fictional queries is method/scope; 16 passed gives 16/20 = 80% result; real student use not studied limits classroom-learning claims. Full rubric/raw case identities are not supplied by that short passage. Separate picture evaluates two frozen classifiers on the same five labelled leaf photos from one camera, no outdoor photos. A 3/5=60%, B 4/5=80%, difference 20 percentage points, is a fixed-set result. Missing outdoor/other-camera evidence prevents an outdoor-best or stable-general-ranking claim, not proof B fails outside. One statement may serve more than one role: a sampling or reviewer detail is method and may explain a limitation. A single reviewer does not prove wrong labels; agreement remains unassessed unless checked. Complete annotation/rewrite investigation uses only supplied passages and paper arithmetic; no model, participant, causal-mechanism or reviewer-agreement study is performed.</w:t>
+      </w:r>
+    </w:p>
+    <w:p>
+      <w:pPr>
+        <w:pStyle w:val="ListBullet"/>
+      </w:pPr>
+      <w:r>
+        <w:t>Statements: used 20 fictional queries; 16 passed; real student use was not studied. Show the intermediate steps and give the conclusion with its scope.</w:t>
       </w:r>
     </w:p>
     <w:p>
@@ -403,7 +262,7 @@
         <w:pStyle w:val="Heading3"/>
       </w:pPr>
       <w:r>
-        <w:t>My explanation before partner discussion</w:t>
+        <w:t>My reasoning and evidence</w:t>
       </w:r>
     </w:p>
     <w:p>
@@ -427,16 +286,55 @@
       </w:r>
     </w:p>
     <w:p>
+      <w:r>
+        <w:t>________________________________________________________________</w:t>
+      </w:r>
+    </w:p>
+    <w:p>
+      <w:r>
+        <w:t>________________________________________________________________</w:t>
+      </w:r>
+    </w:p>
+    <w:p>
+      <w:r>
+        <w:t>________________________________________________________________</w:t>
+      </w:r>
+    </w:p>
+    <w:p>
       <w:pPr>
         <w:pStyle w:val="Heading1"/>
       </w:pPr>
       <w:r>
-        <w:t>04. Independent transfer case</w:t>
-      </w:r>
-    </w:p>
-    <w:p>
-      <w:r>
-        <w:t>Write one first attempt at the reserved independent case before feedback. Repeated copies of that case refer to the same recorded attempt.</w:t>
+        <w:t>07. W3 · Repair a misconception</w:t>
+      </w:r>
+    </w:p>
+    <w:p>
+      <w:r>
+        <w:t>Keep this task’s inputs,rule and response together.</w:t>
+      </w:r>
+    </w:p>
+    <w:p>
+      <w:pPr>
+        <w:pStyle w:val="Heading2"/>
+      </w:pPr>
+      <w:r>
+        <w:t>Complete task and evidence</w:t>
+      </w:r>
+    </w:p>
+    <w:p>
+      <w:pPr>
+        <w:pStyle w:val="ListBullet"/>
+      </w:pPr>
+      <w:r>
+        <w:t>Methods describe what was done, results describe reported observations with metric/denominator, limitations restrict interpretation, and mechanism hypotheses are explanations still to test. Main supplied passage: 20 fictional queries is method/scope; 16 passed gives 16/20 = 80% result; real student use not studied limits classroom-learning claims. Full rubric/raw case identities are not supplied by that short passage. Separate picture evaluates two frozen classifiers on the same five labelled leaf photos from one camera, no outdoor photos. A 3/5=60%, B 4/5=80%, difference 20 percentage points, is a fixed-set result. Missing outdoor/other-camera evidence prevents an outdoor-best or stable-general-ranking claim, not proof B fails outside. One statement may serve more than one role: a sampling or reviewer detail is method and may explain a limitation. A single reviewer does not prove wrong labels; agreement remains unassessed unless checked. Complete annotation/rewrite investigation uses only supplied passages and paper arithmetic; no model, participant, causal-mechanism or reviewer-agreement study is performed.</w:t>
+      </w:r>
+    </w:p>
+    <w:p>
+      <w:pPr>
+        <w:pStyle w:val="ListBullet"/>
+      </w:pPr>
+      <w:r>
+        <w:t>A report omits this qualification: A limitation should constrain a claim rather than be hidden in unrelated prose. Explain how omitting it could change a reader's interpretation, and write an accurate replacement.</w:t>
       </w:r>
     </w:p>
     <w:p>
@@ -444,18 +342,154 @@
         <w:pStyle w:val="Heading3"/>
       </w:pPr>
       <w:r>
+        <w:t>My reasoning and evidence</w:t>
+      </w:r>
+    </w:p>
+    <w:p>
+      <w:r>
+        <w:t>________________________________________________________________</w:t>
+      </w:r>
+    </w:p>
+    <w:p>
+      <w:r>
+        <w:t>________________________________________________________________</w:t>
+      </w:r>
+    </w:p>
+    <w:p>
+      <w:r>
+        <w:t>________________________________________________________________</w:t>
+      </w:r>
+    </w:p>
+    <w:p>
+      <w:r>
+        <w:t>________________________________________________________________</w:t>
+      </w:r>
+    </w:p>
+    <w:p>
+      <w:r>
+        <w:t>________________________________________________________________</w:t>
+      </w:r>
+    </w:p>
+    <w:p>
+      <w:r>
+        <w:t>________________________________________________________________</w:t>
+      </w:r>
+    </w:p>
+    <w:p>
+      <w:pPr>
+        <w:pStyle w:val="Heading1"/>
+      </w:pPr>
+      <w:r>
+        <w:t>09. W5 · Explain the limitation</w:t>
+      </w:r>
+    </w:p>
+    <w:p>
+      <w:r>
+        <w:t>Keep this task’s inputs,rule and response together.</w:t>
+      </w:r>
+    </w:p>
+    <w:p>
+      <w:pPr>
+        <w:pStyle w:val="Heading2"/>
+      </w:pPr>
+      <w:r>
+        <w:t>Complete task and evidence</w:t>
+      </w:r>
+    </w:p>
+    <w:p>
+      <w:pPr>
+        <w:pStyle w:val="ListBullet"/>
+      </w:pPr>
+      <w:r>
+        <w:t>Methods describe what was done, results describe reported observations with metric/denominator, limitations restrict interpretation, and mechanism hypotheses are explanations still to test. Main supplied passage: 20 fictional queries is method/scope; 16 passed gives 16/20 = 80% result; real student use not studied limits classroom-learning claims. Full rubric/raw case identities are not supplied by that short passage. Separate picture evaluates two frozen classifiers on the same five labelled leaf photos from one camera, no outdoor photos. A 3/5=60%, B 4/5=80%, difference 20 percentage points, is a fixed-set result. Missing outdoor/other-camera evidence prevents an outdoor-best or stable-general-ranking claim, not proof B fails outside. One statement may serve more than one role: a sampling or reviewer detail is method and may explain a limitation. A single reviewer does not prove wrong labels; agreement remains unassessed unless checked. Complete annotation/rewrite investigation uses only supplied passages and paper arithmetic; no model, participant, causal-mechanism or reviewer-agreement study is performed.</w:t>
+      </w:r>
+    </w:p>
+    <w:p>
+      <w:pPr>
+        <w:pStyle w:val="ListBullet"/>
+      </w:pPr>
+      <w:r>
+        <w:t>For the worked scenario, propose one additional case that could reveal a failure, describe its expected outcome before running it, and explain what would need to remain fixed for a fair comparison. Do not reuse W4 as a new final test after receiving feedback.</w:t>
+      </w:r>
+    </w:p>
+    <w:p>
+      <w:pPr>
+        <w:pStyle w:val="Heading3"/>
+      </w:pPr>
+      <w:r>
+        <w:t>My reasoning and evidence</w:t>
+      </w:r>
+    </w:p>
+    <w:p>
+      <w:r>
+        <w:t>________________________________________________________________</w:t>
+      </w:r>
+    </w:p>
+    <w:p>
+      <w:r>
+        <w:t>________________________________________________________________</w:t>
+      </w:r>
+    </w:p>
+    <w:p>
+      <w:r>
+        <w:t>________________________________________________________________</w:t>
+      </w:r>
+    </w:p>
+    <w:p>
+      <w:r>
+        <w:t>________________________________________________________________</w:t>
+      </w:r>
+    </w:p>
+    <w:p>
+      <w:r>
+        <w:t>________________________________________________________________</w:t>
+      </w:r>
+    </w:p>
+    <w:p>
+      <w:r>
+        <w:t>________________________________________________________________</w:t>
+      </w:r>
+    </w:p>
+    <w:p>
+      <w:r>
+        <w:t>________________________________________________________________</w:t>
+      </w:r>
+    </w:p>
+    <w:p>
+      <w:pPr>
+        <w:pStyle w:val="Heading1"/>
+      </w:pPr>
+      <w:r>
+        <w:t>04. Try alone · Selected transfer</w:t>
+      </w:r>
+    </w:p>
+    <w:p>
+      <w:r>
+        <w:t>Keep this task’s inputs,rule and response together.</w:t>
+      </w:r>
+    </w:p>
+    <w:p>
+      <w:pPr>
+        <w:pStyle w:val="Heading2"/>
+      </w:pPr>
+      <w:r>
+        <w:t>Complete task and evidence</w:t>
+      </w:r>
+    </w:p>
+    <w:p>
+      <w:pPr>
+        <w:pStyle w:val="Heading3"/>
+      </w:pPr>
+      <w:r>
         <w:t>Independent case: Apply a new case independently</w:t>
       </w:r>
     </w:p>
     <w:p>
       <w:pPr>
-        <w:spacing w:line="336" w:lineRule="auto" w:after="180"/>
-      </w:pPr>
-      <w:r>
-        <w:rPr>
-          <w:b w:val="0"/>
-        </w:rPr>
-        <w:t>Statements:fixed cutoff5; 12/15 relevant returned items; judgments came from one reviewer. Classify.</w:t>
+        <w:pStyle w:val="ListBullet"/>
+      </w:pPr>
+      <w:r>
+        <w:t>Statements: fixed cutoff 5; 12/15 relevant returned items; judgments came from one reviewer. Classify.</w:t>
       </w:r>
     </w:p>
     <w:p>
@@ -503,12 +537,9 @@
     </w:p>
     <w:p>
       <w:pPr>
-        <w:spacing w:line="336" w:lineRule="auto" w:after="180"/>
-      </w:pPr>
-      <w:r>
-        <w:rPr>
-          <w:b w:val="0"/>
-        </w:rPr>
+        <w:pStyle w:val="ListBullet"/>
+      </w:pPr>
+      <w:r>
         <w:t>Attempt this case before feedback. Record any help. Earlier examples below are further practice; a case already practised with feedback cannot establish fresh transfer.</w:t>
       </w:r>
     </w:p>
@@ -517,59 +548,28 @@
         <w:pStyle w:val="Heading1"/>
       </w:pPr>
       <w:r>
-        <w:t>05. W1 Explain the mechanism</w:t>
-      </w:r>
-    </w:p>
-    <w:p>
-      <w:r>
-        <w:t>Explain the mechanism. Apply the supplied Methods results and limitations facts and keep your reasoning.</w:t>
-      </w:r>
-    </w:p>
-    <w:p>
-      <w:pPr>
-        <w:spacing w:line="336" w:lineRule="auto" w:after="180"/>
-      </w:pPr>
-      <w:r>
-        <w:rPr>
-          <w:b w:val="0"/>
-        </w:rPr>
-        <w:t xml:space="preserve">Explain the weekly </w:t>
-      </w:r>
-      <w:r>
-        <w:rPr>
-          <w:b/>
-        </w:rPr>
-        <w:t>mechanism</w:t>
-      </w:r>
-      <w:r>
-        <w:rPr>
-          <w:b w:val="0"/>
-        </w:rPr>
-        <w:t xml:space="preserve"> in your own words. Use the worked scenario to name its </w:t>
-      </w:r>
-      <w:r>
-        <w:rPr>
-          <w:b/>
-        </w:rPr>
-        <w:t>input</w:t>
-      </w:r>
-      <w:r>
-        <w:rPr>
-          <w:b w:val="0"/>
-        </w:rPr>
-        <w:t xml:space="preserve">, decision rule and </w:t>
-      </w:r>
-      <w:r>
-        <w:rPr>
-          <w:b/>
-        </w:rPr>
-        <w:t>output</w:t>
-      </w:r>
-      <w:r>
-        <w:rPr>
-          <w:b w:val="0"/>
-        </w:rPr>
-        <w:t>.</w:t>
+        <w:t>10. Project · Keep the research evidence</w:t>
+      </w:r>
+    </w:p>
+    <w:p>
+      <w:r>
+        <w:t>Preserve the question, protocol, observations, analysis and limits.</w:t>
+      </w:r>
+    </w:p>
+    <w:p>
+      <w:pPr>
+        <w:pStyle w:val="Heading2"/>
+      </w:pPr>
+      <w:r>
+        <w:t>Complete task and evidence</w:t>
+      </w:r>
+    </w:p>
+    <w:p>
+      <w:pPr>
+        <w:pStyle w:val="ListBullet"/>
+      </w:pPr>
+      <w:r>
+        <w:t>Add a labelled methods results and limitations evidence sheet to Reproducible AI Research Study. Show how you can explain the mechanism and terminology of methods results and limitations. Use the supplied fictional case and keep its inputs, intermediate steps, calculation or prediction, and limitation. Connect this record to last week’s record; a matching answer without a trace is insufficient.</w:t>
       </w:r>
     </w:p>
     <w:p>
@@ -577,7 +577,7 @@
         <w:pStyle w:val="Heading3"/>
       </w:pPr>
       <w:r>
-        <w:t>My reasoning and evidence</w:t>
+        <w:t>My project change, supporting evidence and remaining limit</w:t>
       </w:r>
     </w:p>
     <w:p>
@@ -615,508 +615,20 @@
         <w:pStyle w:val="Heading1"/>
       </w:pPr>
       <w:r>
-        <w:t>06. W2 Trace the worked case</w:t>
-      </w:r>
-    </w:p>
-    <w:p>
-      <w:r>
-        <w:t>Trace the worked case. Apply the supplied Methods results and limitations facts and keep your reasoning.</w:t>
-      </w:r>
-    </w:p>
-    <w:p>
-      <w:pPr>
-        <w:spacing w:line="336" w:lineRule="auto" w:after="180"/>
-      </w:pPr>
-      <w:r>
-        <w:rPr>
-          <w:b w:val="0"/>
-        </w:rPr>
-        <w:t>Statements:used20 fictional queries; 16 passed; real student use was not studied. Show the intermediate steps and give the conclusion with its scope.</w:t>
-      </w:r>
-    </w:p>
-    <w:p>
-      <w:pPr>
-        <w:pStyle w:val="Heading3"/>
-      </w:pPr>
-      <w:r>
-        <w:t>My reasoning and evidence</w:t>
-      </w:r>
-    </w:p>
-    <w:p>
-      <w:r>
-        <w:t>________________________________________________________________</w:t>
-      </w:r>
-    </w:p>
-    <w:p>
-      <w:r>
-        <w:t>________________________________________________________________</w:t>
-      </w:r>
-    </w:p>
-    <w:p>
-      <w:r>
-        <w:t>________________________________________________________________</w:t>
-      </w:r>
-    </w:p>
-    <w:p>
-      <w:r>
-        <w:t>________________________________________________________________</w:t>
-      </w:r>
-    </w:p>
-    <w:p>
-      <w:r>
-        <w:t>________________________________________________________________</w:t>
-      </w:r>
-    </w:p>
-    <w:p>
-      <w:r>
-        <w:t>________________________________________________________________</w:t>
-      </w:r>
-    </w:p>
-    <w:p>
-      <w:r>
-        <w:t>________________________________________________________________</w:t>
-      </w:r>
-    </w:p>
-    <w:p>
-      <w:pPr>
-        <w:pStyle w:val="Heading1"/>
-      </w:pPr>
-      <w:r>
-        <w:t>07. W3 Audit the limit</w:t>
-      </w:r>
-    </w:p>
-    <w:p>
-      <w:r>
-        <w:t>Audit the limit. Apply the supplied Methods results and limitations facts and keep your reasoning.</w:t>
-      </w:r>
-    </w:p>
-    <w:p>
-      <w:pPr>
-        <w:spacing w:line="336" w:lineRule="auto" w:after="180"/>
-      </w:pPr>
-      <w:r>
-        <w:rPr>
-          <w:b w:val="0"/>
-        </w:rPr>
-        <w:t xml:space="preserve">A report omits this qualification: A </w:t>
-      </w:r>
-      <w:r>
-        <w:rPr>
-          <w:b/>
-        </w:rPr>
-        <w:t>limitation</w:t>
-      </w:r>
-      <w:r>
-        <w:rPr>
-          <w:b w:val="0"/>
-        </w:rPr>
-        <w:t xml:space="preserve"> should constrain a claim rather than be hidden in unrelated prose. Explain how omitting it could change a reader's interpretation, and write an accurate replacement.</w:t>
-      </w:r>
-    </w:p>
-    <w:p>
-      <w:pPr>
-        <w:pStyle w:val="Heading3"/>
-      </w:pPr>
-      <w:r>
-        <w:t>My reasoning and evidence</w:t>
-      </w:r>
-    </w:p>
-    <w:p>
-      <w:r>
-        <w:t>________________________________________________________________</w:t>
-      </w:r>
-    </w:p>
-    <w:p>
-      <w:r>
-        <w:t>________________________________________________________________</w:t>
-      </w:r>
-    </w:p>
-    <w:p>
-      <w:r>
-        <w:t>________________________________________________________________</w:t>
-      </w:r>
-    </w:p>
-    <w:p>
-      <w:r>
-        <w:t>________________________________________________________________</w:t>
-      </w:r>
-    </w:p>
-    <w:p>
-      <w:r>
-        <w:t>________________________________________________________________</w:t>
-      </w:r>
-    </w:p>
-    <w:p>
-      <w:r>
-        <w:t>________________________________________________________________</w:t>
-      </w:r>
-    </w:p>
-    <w:p>
-      <w:pPr>
-        <w:pStyle w:val="Heading1"/>
-      </w:pPr>
-      <w:r>
-        <w:t>08. W4 Apply a new case independently</w:t>
-      </w:r>
-    </w:p>
-    <w:p>
-      <w:r>
-        <w:t>Attempt before feedback. If this repeats the selected independent case, reuse that first attempt; otherwise keep a separate record. Apply a new case independently. Apply the supplied Methods results and limitations facts and keep your reasoning.</w:t>
-      </w:r>
-    </w:p>
-    <w:p>
-      <w:pPr>
-        <w:spacing w:line="336" w:lineRule="auto" w:after="180"/>
-      </w:pPr>
-      <w:r>
-        <w:rPr>
-          <w:b w:val="0"/>
-        </w:rPr>
-        <w:t>Statements:fixed cutoff5; 12/15 relevant returned items; judgments came from one reviewer. Classify.</w:t>
-      </w:r>
-    </w:p>
-    <w:p>
-      <w:pPr>
-        <w:pStyle w:val="Heading3"/>
-      </w:pPr>
-      <w:r>
-        <w:t>My reasoning and evidence</w:t>
-      </w:r>
-    </w:p>
-    <w:p>
-      <w:r>
-        <w:t>________________________________________________________________</w:t>
-      </w:r>
-    </w:p>
-    <w:p>
-      <w:r>
-        <w:t>________________________________________________________________</w:t>
-      </w:r>
-    </w:p>
-    <w:p>
-      <w:r>
-        <w:t>________________________________________________________________</w:t>
-      </w:r>
-    </w:p>
-    <w:p>
-      <w:r>
-        <w:t>________________________________________________________________</w:t>
-      </w:r>
-    </w:p>
-    <w:p>
-      <w:r>
-        <w:t>________________________________________________________________</w:t>
-      </w:r>
-    </w:p>
-    <w:p>
-      <w:r>
-        <w:t>________________________________________________________________</w:t>
-      </w:r>
-    </w:p>
-    <w:p>
-      <w:r>
-        <w:t>________________________________________________________________</w:t>
-      </w:r>
-    </w:p>
-    <w:p>
-      <w:r>
-        <w:t>________________________________________________________________</w:t>
-      </w:r>
-    </w:p>
-    <w:p>
-      <w:pPr>
-        <w:pStyle w:val="Heading1"/>
-      </w:pPr>
-      <w:r>
-        <w:t>09. W5 Design a revealing follow-up</w:t>
-      </w:r>
-    </w:p>
-    <w:p>
-      <w:r>
-        <w:t>Design a revealing follow-up. Apply the supplied Methods results and limitations facts and keep your reasoning.</w:t>
-      </w:r>
-    </w:p>
-    <w:p>
-      <w:pPr>
-        <w:spacing w:line="336" w:lineRule="auto" w:after="180"/>
-      </w:pPr>
-      <w:r>
-        <w:rPr>
-          <w:b w:val="0"/>
-        </w:rPr>
-        <w:t>For the worked scenario, propose one additional case that could reveal a failure, describe its expected outcome before running it, and explain what would need to remain fixed for a fair comparison.</w:t>
-      </w:r>
-    </w:p>
-    <w:p>
-      <w:pPr>
-        <w:spacing w:line="336" w:lineRule="auto" w:after="180"/>
-      </w:pPr>
-      <w:r>
-        <w:rPr>
-          <w:b w:val="0"/>
-        </w:rPr>
-        <w:t>Do not reuse W4 as a new final test after receiving feedback.</w:t>
-      </w:r>
-    </w:p>
-    <w:p>
-      <w:pPr>
-        <w:pStyle w:val="Heading3"/>
-      </w:pPr>
-      <w:r>
-        <w:t>My reasoning and evidence</w:t>
-      </w:r>
-    </w:p>
-    <w:p>
-      <w:r>
-        <w:t>________________________________________________________________</w:t>
-      </w:r>
-    </w:p>
-    <w:p>
-      <w:r>
-        <w:t>________________________________________________________________</w:t>
-      </w:r>
-    </w:p>
-    <w:p>
-      <w:r>
-        <w:t>________________________________________________________________</w:t>
-      </w:r>
-    </w:p>
-    <w:p>
-      <w:r>
-        <w:t>________________________________________________________________</w:t>
-      </w:r>
-    </w:p>
-    <w:p>
-      <w:r>
-        <w:t>________________________________________________________________</w:t>
-      </w:r>
-    </w:p>
-    <w:p>
-      <w:r>
-        <w:t>________________________________________________________________</w:t>
-      </w:r>
-    </w:p>
-    <w:p>
-      <w:r>
-        <w:t>________________________________________________________________</w:t>
-      </w:r>
-    </w:p>
-    <w:p>
-      <w:pPr>
-        <w:pStyle w:val="Heading1"/>
-      </w:pPr>
-      <w:r>
-        <w:t>10. Project checkpoint and reflection</w:t>
-      </w:r>
-    </w:p>
-    <w:p>
-      <w:r>
-        <w:t>Connect Methods results and limitations to Reproducible AI Research Study, identify a limit and choose the next useful test.</w:t>
-      </w:r>
-    </w:p>
-    <w:p>
-      <w:pPr>
-        <w:spacing w:line="336" w:lineRule="auto" w:after="180"/>
-      </w:pPr>
-      <w:r>
-        <w:rPr>
-          <w:b w:val="0"/>
-        </w:rPr>
-        <w:t xml:space="preserve">Add a labelled </w:t>
-      </w:r>
-      <w:r>
-        <w:rPr>
-          <w:b/>
-        </w:rPr>
-        <w:t>method</w:t>
-      </w:r>
-      <w:r>
-        <w:rPr>
-          <w:b w:val="0"/>
-        </w:rPr>
-        <w:t xml:space="preserve">s </w:t>
-      </w:r>
-      <w:r>
-        <w:rPr>
-          <w:b/>
-        </w:rPr>
-        <w:t>result</w:t>
-      </w:r>
-      <w:r>
-        <w:rPr>
-          <w:b w:val="0"/>
-        </w:rPr>
-        <w:t xml:space="preserve">s and </w:t>
-      </w:r>
-      <w:r>
-        <w:rPr>
-          <w:b/>
-        </w:rPr>
-        <w:t>limitation</w:t>
-      </w:r>
-      <w:r>
-        <w:rPr>
-          <w:b w:val="0"/>
-        </w:rPr>
-        <w:t xml:space="preserve">s </w:t>
-      </w:r>
-      <w:r>
-        <w:rPr>
-          <w:b/>
-        </w:rPr>
-        <w:t>evidence</w:t>
-      </w:r>
-      <w:r>
-        <w:rPr>
-          <w:b w:val="0"/>
-        </w:rPr>
-        <w:t xml:space="preserve"> sheet to Reproducible AI Research Study. Show how you can explain the </w:t>
-      </w:r>
-      <w:r>
-        <w:rPr>
-          <w:b/>
-        </w:rPr>
-        <w:t>mechanism</w:t>
-      </w:r>
-      <w:r>
-        <w:rPr>
-          <w:b w:val="0"/>
-        </w:rPr>
-        <w:t xml:space="preserve"> and terminology of </w:t>
-      </w:r>
-      <w:r>
-        <w:rPr>
-          <w:b/>
-        </w:rPr>
-        <w:t>method</w:t>
-      </w:r>
-      <w:r>
-        <w:rPr>
-          <w:b w:val="0"/>
-        </w:rPr>
-        <w:t xml:space="preserve">s </w:t>
-      </w:r>
-      <w:r>
-        <w:rPr>
-          <w:b/>
-        </w:rPr>
-        <w:t>result</w:t>
-      </w:r>
-      <w:r>
-        <w:rPr>
-          <w:b w:val="0"/>
-        </w:rPr>
-        <w:t xml:space="preserve">s and </w:t>
-      </w:r>
-      <w:r>
-        <w:rPr>
-          <w:b/>
-        </w:rPr>
-        <w:t>limitation</w:t>
-      </w:r>
-      <w:r>
-        <w:rPr>
-          <w:b w:val="0"/>
-        </w:rPr>
-        <w:t>s.</w:t>
-      </w:r>
-    </w:p>
-    <w:p>
-      <w:pPr>
-        <w:spacing w:line="336" w:lineRule="auto" w:after="180"/>
-      </w:pPr>
-      <w:r>
-        <w:rPr>
-          <w:b w:val="0"/>
-        </w:rPr>
-        <w:t xml:space="preserve">Use the supplied fictional case and keep its </w:t>
-      </w:r>
-      <w:r>
-        <w:rPr>
-          <w:b/>
-        </w:rPr>
-        <w:t>input</w:t>
-      </w:r>
-      <w:r>
-        <w:rPr>
-          <w:b w:val="0"/>
-        </w:rPr>
-        <w:t xml:space="preserve">s, intermediate steps, calculation or </w:t>
-      </w:r>
-      <w:r>
-        <w:rPr>
-          <w:b/>
-        </w:rPr>
-        <w:t>prediction</w:t>
-      </w:r>
-      <w:r>
-        <w:rPr>
-          <w:b w:val="0"/>
-        </w:rPr>
-        <w:t xml:space="preserve">, and </w:t>
-      </w:r>
-      <w:r>
-        <w:rPr>
-          <w:b/>
-        </w:rPr>
-        <w:t>limitation</w:t>
-      </w:r>
-      <w:r>
-        <w:rPr>
-          <w:b w:val="0"/>
-        </w:rPr>
-        <w:t>. Connect this record to last week’s record; a matching answer without a trace is insufficient.</w:t>
-      </w:r>
-    </w:p>
-    <w:p>
-      <w:pPr>
-        <w:pStyle w:val="Heading3"/>
-      </w:pPr>
-      <w:r>
-        <w:t>My project change, supporting evidence and remaining limit</w:t>
-      </w:r>
-    </w:p>
-    <w:p>
-      <w:r>
-        <w:t>________________________________________________________________</w:t>
-      </w:r>
-    </w:p>
-    <w:p>
-      <w:r>
-        <w:t>________________________________________________________________</w:t>
-      </w:r>
-    </w:p>
-    <w:p>
-      <w:r>
-        <w:t>________________________________________________________________</w:t>
-      </w:r>
-    </w:p>
-    <w:p>
-      <w:r>
-        <w:t>________________________________________________________________</w:t>
-      </w:r>
-    </w:p>
-    <w:p>
-      <w:r>
-        <w:t>________________________________________________________________</w:t>
-      </w:r>
-    </w:p>
-    <w:p>
-      <w:r>
-        <w:t>________________________________________________________________</w:t>
-      </w:r>
-    </w:p>
-    <w:p>
-      <w:pPr>
-        <w:pStyle w:val="Heading1"/>
-      </w:pPr>
-      <w:r>
-        <w:t>11. Feedback, return check and learning record</w:t>
-      </w:r>
-    </w:p>
-    <w:p>
-      <w:r>
-        <w:t>Record the first repaired step and a different case to revisit after a delay.</w:t>
+        <w:t>11. Feedback · Repair and return</w:t>
+      </w:r>
+    </w:p>
+    <w:p>
+      <w:r>
+        <w:t>Keep this task’s inputs,rule and response together.</w:t>
+      </w:r>
+    </w:p>
+    <w:p>
+      <w:pPr>
+        <w:pStyle w:val="Heading2"/>
+      </w:pPr>
+      <w:r>
+        <w:t>Complete task and evidence</w:t>
       </w:r>
     </w:p>
     <w:tbl>
@@ -1257,12 +769,9 @@
     </w:tbl>
     <w:p>
       <w:pPr>
-        <w:spacing w:line="336" w:lineRule="auto" w:after="180"/>
-      </w:pPr>
-      <w:r>
-        <w:rPr>
-          <w:b w:val="0"/>
-        </w:rPr>
+        <w:pStyle w:val="ListBullet"/>
+      </w:pPr>
+      <w:r>
         <w:t>Revisit this idea with your teacher after a delay. Familiarity is different from explaining and using it on a changed case.</w:t>
       </w:r>
     </w:p>
@@ -1271,33 +780,321 @@
         <w:pStyle w:val="Heading1"/>
       </w:pPr>
       <w:r>
-        <w:t>12. Pictorial case practice: Methods results and limitations</w:t>
-      </w:r>
-    </w:p>
-    <w:p>
-      <w:r>
-        <w:t>Separate procedure, finding and limit. A fictional report tests two frozen classifiers on five labelled leaf photos from one camera. Explain the labelled step before checking the changed condition.</w:t>
-      </w:r>
-    </w:p>
-    <w:p>
-      <w:pPr>
-        <w:spacing w:line="336" w:lineRule="auto" w:after="180"/>
-      </w:pPr>
-      <w:r>
-        <w:rPr>
-          <w:b w:val="0"/>
-        </w:rPr>
+        <w:t>Reference bank and extra practice</w:t>
+      </w:r>
+    </w:p>
+    <w:p>
+      <w:pPr>
+        <w:pStyle w:val="Heading1"/>
+      </w:pPr>
+      <w:r>
+        <w:t>02. Reference · Supported W2 record</w:t>
+      </w:r>
+    </w:p>
+    <w:p>
+      <w:r>
+        <w:t>Keep this task’s inputs,rule and response together.</w:t>
+      </w:r>
+    </w:p>
+    <w:p>
+      <w:pPr>
+        <w:pStyle w:val="Heading2"/>
+      </w:pPr>
+      <w:r>
+        <w:t>Complete task and evidence</w:t>
+      </w:r>
+    </w:p>
+    <w:p>
+      <w:pPr>
+        <w:pStyle w:val="ListBullet"/>
+      </w:pPr>
+      <w:r>
+        <w:t>Use W2: Trace the worked case for Methods results and limitations. Record the answer once; the lesson and workbook refer to the same attempt.</w:t>
+      </w:r>
+    </w:p>
+    <w:tbl>
+      <w:tblPr>
+        <w:tblStyle w:val="LightShading-Accent1"/>
+        <w:tblW w:type="auto" w:w="0"/>
+        <w:tblLook w:firstColumn="1" w:firstRow="1" w:lastColumn="0" w:lastRow="0" w:noHBand="0" w:noVBand="1" w:val="04A0"/>
+      </w:tblPr>
+      <w:tblGrid>
+        <w:gridCol w:w="2556"/>
+        <w:gridCol w:w="2556"/>
+        <w:gridCol w:w="2556"/>
+        <w:gridCol w:w="2556"/>
+      </w:tblGrid>
+      <w:tr>
+        <w:trPr>
+          <w:tblHeader/>
+        </w:trPr>
+        <w:tc>
+          <w:tcPr>
+            <w:tcW w:type="dxa" w:w="2556"/>
+          </w:tcPr>
+          <w:p>
+            <w:r>
+              <w:t>Given inputs</w:t>
+            </w:r>
+          </w:p>
+        </w:tc>
+        <w:tc>
+          <w:tcPr>
+            <w:tcW w:type="dxa" w:w="2556"/>
+          </w:tcPr>
+          <w:p>
+            <w:r>
+              <w:t>Procedure I chose</w:t>
+            </w:r>
+          </w:p>
+        </w:tc>
+        <w:tc>
+          <w:tcPr>
+            <w:tcW w:type="dxa" w:w="2556"/>
+          </w:tcPr>
+          <w:p>
+            <w:r>
+              <w:t>Middle steps</w:t>
+            </w:r>
+          </w:p>
+        </w:tc>
+        <w:tc>
+          <w:tcPr>
+            <w:tcW w:type="dxa" w:w="2556"/>
+          </w:tcPr>
+          <w:p>
+            <w:r>
+              <w:t>Result and check</w:t>
+            </w:r>
+          </w:p>
+        </w:tc>
+      </w:tr>
+      <w:tr>
+        <w:tc>
+          <w:tcPr>
+            <w:tcW w:type="dxa" w:w="2556"/>
+          </w:tcPr>
+          <w:p>
+            <w:r/>
+          </w:p>
+        </w:tc>
+        <w:tc>
+          <w:tcPr>
+            <w:tcW w:type="dxa" w:w="2556"/>
+          </w:tcPr>
+          <w:p>
+            <w:r/>
+          </w:p>
+        </w:tc>
+        <w:tc>
+          <w:tcPr>
+            <w:tcW w:type="dxa" w:w="2556"/>
+          </w:tcPr>
+          <w:p>
+            <w:r/>
+          </w:p>
+        </w:tc>
+        <w:tc>
+          <w:tcPr>
+            <w:tcW w:type="dxa" w:w="2556"/>
+          </w:tcPr>
+          <w:p>
+            <w:r/>
+          </w:p>
+        </w:tc>
+      </w:tr>
+    </w:tbl>
+    <w:p>
+      <w:pPr>
+        <w:pStyle w:val="Heading3"/>
+      </w:pPr>
+      <w:r>
+        <w:t>The step I completed without help, and the hint I needed</w:t>
+      </w:r>
+    </w:p>
+    <w:p>
+      <w:r>
+        <w:t>________________________________________________________________</w:t>
+      </w:r>
+    </w:p>
+    <w:p>
+      <w:r>
+        <w:t>________________________________________________________________</w:t>
+      </w:r>
+    </w:p>
+    <w:p>
+      <w:r>
+        <w:t>________________________________________________________________</w:t>
+      </w:r>
+    </w:p>
+    <w:p>
+      <w:pPr>
+        <w:pStyle w:val="Heading1"/>
+      </w:pPr>
+      <w:r>
+        <w:t>03. Extra practice · Individual reasoning check</w:t>
+      </w:r>
+    </w:p>
+    <w:p>
+      <w:r>
+        <w:t>Keep this task’s inputs,rule and response together.</w:t>
+      </w:r>
+    </w:p>
+    <w:p>
+      <w:pPr>
+        <w:pStyle w:val="Heading2"/>
+      </w:pPr>
+      <w:r>
+        <w:t>Complete task and evidence</w:t>
+      </w:r>
+    </w:p>
+    <w:p>
+      <w:pPr>
+        <w:pStyle w:val="ListBullet"/>
+      </w:pPr>
+      <w:r>
+        <w:t>Use the worked case for Methods results and limitations. Proposed explanation: “The worked result establishes every future case”. Decide whether this explanation is supported. Point to the step or supplied fact that decides; explain your repair if needed.</w:t>
+      </w:r>
+    </w:p>
+    <w:p>
+      <w:pPr>
+        <w:pStyle w:val="Heading3"/>
+      </w:pPr>
+      <w:r>
+        <w:t>My explanation before partner discussion</w:t>
+      </w:r>
+    </w:p>
+    <w:p>
+      <w:r>
+        <w:t>________________________________________________________________</w:t>
+      </w:r>
+    </w:p>
+    <w:p>
+      <w:r>
+        <w:t>________________________________________________________________</w:t>
+      </w:r>
+    </w:p>
+    <w:p>
+      <w:r>
+        <w:t>________________________________________________________________</w:t>
+      </w:r>
+    </w:p>
+    <w:p>
+      <w:r>
+        <w:t>________________________________________________________________</w:t>
+      </w:r>
+    </w:p>
+    <w:p>
+      <w:pPr>
+        <w:pStyle w:val="Heading1"/>
+      </w:pPr>
+      <w:r>
+        <w:t>08. Reference · Earlier W4 response copy</w:t>
+      </w:r>
+    </w:p>
+    <w:p>
+      <w:r>
+        <w:t>Keep this task’s inputs,rule and response together.</w:t>
+      </w:r>
+    </w:p>
+    <w:p>
+      <w:pPr>
+        <w:pStyle w:val="Heading2"/>
+      </w:pPr>
+      <w:r>
+        <w:t>Complete task and evidence</w:t>
+      </w:r>
+    </w:p>
+    <w:p>
+      <w:pPr>
+        <w:pStyle w:val="ListBullet"/>
+      </w:pPr>
+      <w:r>
+        <w:t>Statements: fixed cutoff 5; 12/15 relevant returned items; judgments came from one reviewer. Classify.</w:t>
+      </w:r>
+    </w:p>
+    <w:p>
+      <w:pPr>
+        <w:pStyle w:val="Heading3"/>
+      </w:pPr>
+      <w:r>
+        <w:t>My reasoning and evidence</w:t>
+      </w:r>
+    </w:p>
+    <w:p>
+      <w:r>
+        <w:t>________________________________________________________________</w:t>
+      </w:r>
+    </w:p>
+    <w:p>
+      <w:r>
+        <w:t>________________________________________________________________</w:t>
+      </w:r>
+    </w:p>
+    <w:p>
+      <w:r>
+        <w:t>________________________________________________________________</w:t>
+      </w:r>
+    </w:p>
+    <w:p>
+      <w:r>
+        <w:t>________________________________________________________________</w:t>
+      </w:r>
+    </w:p>
+    <w:p>
+      <w:r>
+        <w:t>________________________________________________________________</w:t>
+      </w:r>
+    </w:p>
+    <w:p>
+      <w:r>
+        <w:t>________________________________________________________________</w:t>
+      </w:r>
+    </w:p>
+    <w:p>
+      <w:r>
+        <w:t>________________________________________________________________</w:t>
+      </w:r>
+    </w:p>
+    <w:p>
+      <w:r>
+        <w:t>________________________________________________________________</w:t>
+      </w:r>
+    </w:p>
+    <w:p>
+      <w:pPr>
+        <w:pStyle w:val="Heading1"/>
+      </w:pPr>
+      <w:r>
+        <w:t>12. Extra practice · Pictured case</w:t>
+      </w:r>
+    </w:p>
+    <w:p>
+      <w:r>
+        <w:t>Keep this task’s inputs,rule and response together.</w:t>
+      </w:r>
+    </w:p>
+    <w:p>
+      <w:pPr>
+        <w:pStyle w:val="Heading2"/>
+      </w:pPr>
+      <w:r>
+        <w:t>Complete task and evidence</w:t>
+      </w:r>
+    </w:p>
+    <w:p>
+      <w:pPr>
+        <w:pStyle w:val="ListBullet"/>
+      </w:pPr>
+      <w:r>
         <w:t>Separate procedure, finding and limit. A fictional report tests two frozen classifiers on five labelled leaf photos from one camera.</w:t>
       </w:r>
     </w:p>
     <w:p>
       <w:pPr>
-        <w:spacing w:line="336" w:lineRule="auto" w:after="180"/>
-      </w:pPr>
-      <w:r>
-        <w:rPr>
-          <w:b w:val="0"/>
-        </w:rPr>
+        <w:pStyle w:val="ListBullet"/>
+      </w:pPr>
+      <w:r>
         <w:t>A is correct on 3/5; B on 4/5. No outdoor photos appear in the set.</w:t>
       </w:r>
     </w:p>
@@ -1375,38 +1172,10 @@
     </w:p>
     <w:p>
       <w:pPr>
-        <w:spacing w:line="336" w:lineRule="auto" w:after="180"/>
-        <w:shd w:fill="F5F1FB"/>
-      </w:pPr>
-      <w:r>
-        <w:rPr>
-          <w:b w:val="0"/>
-        </w:rPr>
-        <w:t xml:space="preserve">Place the five-photo procedure, 3/5 versus 4/5 finding and missing outdoor </w:t>
-      </w:r>
-      <w:r>
-        <w:rPr>
-          <w:b/>
-        </w:rPr>
-        <w:t>evidence</w:t>
-      </w:r>
-      <w:r>
-        <w:rPr>
-          <w:b w:val="0"/>
-        </w:rPr>
-        <w:t xml:space="preserve"> in their proper categories. Why cannot the </w:t>
-      </w:r>
-      <w:r>
-        <w:rPr>
-          <w:b/>
-        </w:rPr>
-        <w:t>result</w:t>
-      </w:r>
-      <w:r>
-        <w:rPr>
-          <w:b w:val="0"/>
-        </w:rPr>
-        <w:t xml:space="preserve"> establish that B is best for outdoor farming?</w:t>
+        <w:pStyle w:val="ListBullet"/>
+      </w:pPr>
+      <w:r>
+        <w:t>Place the five-photo procedure, 3/5 versus 4/5 finding and missing outdoor evidence in their proper categories. Why cannot the result establish that B is best for outdoor farming?</w:t>
       </w:r>
     </w:p>
     <w:p>
@@ -1449,56 +1218,18 @@
     </w:p>
     <w:p>
       <w:pPr>
-        <w:pStyle w:val="Heading3"/>
-      </w:pPr>
-      <w:r>
-        <w:t>Record the help used</w:t>
-      </w:r>
-    </w:p>
-    <w:p>
-      <w:pPr>
-        <w:spacing w:line="336" w:lineRule="auto" w:after="180"/>
-        <w:shd w:fill="F1F6F8"/>
-      </w:pPr>
-      <w:r>
-        <w:rPr>
-          <w:b w:val="0"/>
-        </w:rPr>
-        <w:t xml:space="preserve">Support used: alone / hint / worked example. This record is practice </w:t>
-      </w:r>
-      <w:r>
-        <w:rPr>
-          <w:b/>
-        </w:rPr>
-        <w:t>evidence</w:t>
-      </w:r>
-      <w:r>
-        <w:rPr>
-          <w:b w:val="0"/>
-        </w:rPr>
-        <w:t>.</w:t>
-      </w:r>
-    </w:p>
-    <w:p>
-      <w:pPr>
-        <w:spacing w:line="336" w:lineRule="auto" w:after="180"/>
-      </w:pPr>
-      <w:r>
-        <w:rPr>
-          <w:b w:val="0"/>
-        </w:rPr>
-        <w:t>Project connection: For the Reproducible AI Research Study, retain an annotated worked trace and the changed-case reasoning.</w:t>
-      </w:r>
-    </w:p>
-    <w:p>
-      <w:pPr>
-        <w:spacing w:line="336" w:lineRule="auto" w:after="180"/>
-      </w:pPr>
-      <w:r>
-        <w:rPr>
-          <w:b w:val="0"/>
-        </w:rPr>
-        <w:t>Connect the claim to its records, units and assumptions so another investigator can challenge or reproduce it.</w:t>
+        <w:pStyle w:val="ListBullet"/>
+      </w:pPr>
+      <w:r>
+        <w:t>Support used: alone / hint / worked example. This record is practice evidence.</w:t>
+      </w:r>
+    </w:p>
+    <w:p>
+      <w:pPr>
+        <w:pStyle w:val="ListBullet"/>
+      </w:pPr>
+      <w:r>
+        <w:t>Project connection: For the Reproducible AI Research Study, retain an annotated worked trace and the changed-case reasoning. Connect the claim to its records, units and assumptions so another investigator can challenge or reproduce it.</w:t>
       </w:r>
     </w:p>
     <w:p>
@@ -1506,68 +1237,43 @@
         <w:pStyle w:val="Heading1"/>
       </w:pPr>
       <w:r>
-        <w:t>13. Project portfolio milestone</w:t>
-      </w:r>
-    </w:p>
-    <w:p>
-      <w:r>
-        <w:t>Keep this week’s input, deciding step, result and limit together in the Reproducible AI Research Study record.</w:t>
-      </w:r>
-    </w:p>
-    <w:p>
-      <w:pPr>
-        <w:spacing w:line="336" w:lineRule="auto" w:after="180"/>
-      </w:pPr>
-      <w:r>
-        <w:rPr>
-          <w:b w:val="0"/>
-        </w:rPr>
+        <w:t>13. Reference · Project milestone</w:t>
+      </w:r>
+    </w:p>
+    <w:p>
+      <w:r>
+        <w:t>Keep this task’s inputs,rule and response together.</w:t>
+      </w:r>
+    </w:p>
+    <w:p>
+      <w:pPr>
+        <w:pStyle w:val="Heading2"/>
+      </w:pPr>
+      <w:r>
+        <w:t>Complete task and evidence</w:t>
+      </w:r>
+    </w:p>
+    <w:p>
+      <w:pPr>
+        <w:pStyle w:val="ListBullet"/>
+      </w:pPr>
+      <w:r>
         <w:t>Project: Reproducible AI Research Study</w:t>
       </w:r>
     </w:p>
     <w:p>
       <w:pPr>
-        <w:spacing w:line="336" w:lineRule="auto" w:after="180"/>
-      </w:pPr>
-      <w:r>
-        <w:rPr>
-          <w:b w:val="0"/>
-        </w:rPr>
-        <w:t xml:space="preserve">Current milestone: Frame the need. Name the user, the problem, allowed </w:t>
-      </w:r>
-      <w:r>
-        <w:rPr>
-          <w:b/>
-        </w:rPr>
-        <w:t>input</w:t>
-      </w:r>
-      <w:r>
-        <w:rPr>
-          <w:b w:val="0"/>
-        </w:rPr>
-        <w:t xml:space="preserve">s and a safe simple starting </w:t>
-      </w:r>
-      <w:r>
-        <w:rPr>
-          <w:b/>
-        </w:rPr>
-        <w:t>method</w:t>
-      </w:r>
-      <w:r>
-        <w:rPr>
-          <w:b w:val="0"/>
-        </w:rPr>
-        <w:t>.</w:t>
-      </w:r>
-    </w:p>
-    <w:p>
-      <w:pPr>
-        <w:spacing w:line="336" w:lineRule="auto" w:after="180"/>
-      </w:pPr>
-      <w:r>
-        <w:rPr>
-          <w:b w:val="0"/>
-        </w:rPr>
+        <w:pStyle w:val="ListBullet"/>
+      </w:pPr>
+      <w:r>
+        <w:t>Current milestone: Frame the need. Name the user, the problem, allowed inputs and a safe simple starting method.</w:t>
+      </w:r>
+    </w:p>
+    <w:p>
+      <w:pPr>
+        <w:pStyle w:val="ListBullet"/>
+      </w:pPr>
+      <w:r>
         <w:t>For the Reproducible AI Research Study, retain an annotated worked trace and the changed-case reasoning. Connect the claim to its records, units and assumptions so another investigator can challenge or reproduce it.</w:t>
       </w:r>
     </w:p>
@@ -1725,12 +1431,536 @@
         <w:pStyle w:val="Heading1"/>
       </w:pPr>
       <w:r>
-        <w:t>14. Supported practice and learning evidence</w:t>
-      </w:r>
-    </w:p>
-    <w:p>
-      <w:r>
-        <w:t>Try the supported questions before comparing with hints and feedback. Record what you repaired and the evidence you retained.</w:t>
+        <w:t>14. Extra practice · Predict,check and repair</w:t>
+      </w:r>
+    </w:p>
+    <w:p>
+      <w:r>
+        <w:t>Keep supported feedback separate from the independent case.</w:t>
+      </w:r>
+    </w:p>
+    <w:p>
+      <w:pPr>
+        <w:pStyle w:val="Heading2"/>
+      </w:pPr>
+      <w:r>
+        <w:t>First supported question and optional hint</w:t>
+      </w:r>
+    </w:p>
+    <w:p>
+      <w:pPr>
+        <w:pStyle w:val="ListBullet"/>
+      </w:pPr>
+      <w:r>
+        <w:t>Separate procedure, finding and limit. A fictional report tests two frozen classifiers on five labelled leaf photos from one camera.</w:t>
+      </w:r>
+    </w:p>
+    <w:p>
+      <w:pPr>
+        <w:pStyle w:val="Heading3"/>
+      </w:pPr>
+      <w:r>
+        <w:t>Practice 1: explain the deciding evidence</w:t>
+      </w:r>
+    </w:p>
+    <w:p>
+      <w:pPr>
+        <w:pStyle w:val="ListBullet"/>
+      </w:pPr>
+      <w:r>
+        <w:t>Which labelled step matches this detail? The set supplies no outdoor-camera performance evidence.</w:t>
+      </w:r>
+    </w:p>
+    <w:p>
+      <w:pPr>
+        <w:pStyle w:val="ListBullet"/>
+      </w:pPr>
+      <w:r>
+        <w:t>1. State the result</w:t>
+      </w:r>
+    </w:p>
+    <w:p>
+      <w:pPr>
+        <w:pStyle w:val="ListBullet"/>
+      </w:pPr>
+      <w:r>
+        <w:t>2. State the limit</w:t>
+      </w:r>
+    </w:p>
+    <w:p>
+      <w:pPr>
+        <w:pStyle w:val="ListBullet"/>
+      </w:pPr>
+      <w:r>
+        <w:t>3. Identify the method</w:t>
+      </w:r>
+    </w:p>
+    <w:p>
+      <w:pPr>
+        <w:pStyle w:val="Heading3"/>
+      </w:pPr>
+      <w:r>
+        <w:t>My selected conclusion, deciding fact and explanation</w:t>
+      </w:r>
+    </w:p>
+    <w:p>
+      <w:r>
+        <w:t>________________________________________________________________</w:t>
+      </w:r>
+    </w:p>
+    <w:p>
+      <w:r>
+        <w:t>________________________________________________________________</w:t>
+      </w:r>
+    </w:p>
+    <w:p>
+      <w:r>
+        <w:t>________________________________________________________________</w:t>
+      </w:r>
+    </w:p>
+    <w:p>
+      <w:r>
+        <w:t>________________________________________________________________</w:t>
+      </w:r>
+    </w:p>
+    <w:p>
+      <w:r>
+        <w:t>________________________________________________________________</w:t>
+      </w:r>
+    </w:p>
+    <w:p>
+      <w:pPr>
+        <w:pStyle w:val="ListBullet"/>
+      </w:pPr>
+      <w:r>
+        <w:t>Hint if needed: Read the steps in the pictorial case. Match the supplied detail to the stage that performs or records it.</w:t>
+      </w:r>
+    </w:p>
+    <w:p>
+      <w:pPr>
+        <w:pStyle w:val="Heading2"/>
+      </w:pPr>
+      <w:r>
+        <w:t>Check after the first attempt · reference / check after trying</w:t>
+      </w:r>
+    </w:p>
+    <w:p>
+      <w:pPr>
+        <w:spacing w:line="336" w:lineRule="auto" w:after="180"/>
+      </w:pPr>
+      <w:r>
+        <w:rPr>
+          <w:b w:val="0"/>
+        </w:rPr>
+        <w:t xml:space="preserve">After your attempt, compare with the supported explanation: State the limit The set supplies no outdoor-camera performance </w:t>
+      </w:r>
+      <w:r>
+        <w:rPr>
+          <w:b/>
+        </w:rPr>
+        <w:t>evidence</w:t>
+      </w:r>
+      <w:r>
+        <w:rPr>
+          <w:b w:val="0"/>
+        </w:rPr>
+        <w:t>.</w:t>
+      </w:r>
+    </w:p>
+    <w:p>
+      <w:pPr>
+        <w:spacing w:line="336" w:lineRule="auto" w:after="180"/>
+      </w:pPr>
+      <w:r>
+        <w:rPr>
+          <w:b/>
+        </w:rPr>
+        <w:t>Method</w:t>
+      </w:r>
+      <w:r>
+        <w:rPr>
+          <w:b w:val="0"/>
+        </w:rPr>
+        <w:t xml:space="preserve">s tell how </w:t>
+      </w:r>
+      <w:r>
+        <w:rPr>
+          <w:b/>
+        </w:rPr>
+        <w:t>evidence</w:t>
+      </w:r>
+      <w:r>
+        <w:rPr>
+          <w:b w:val="0"/>
+        </w:rPr>
+        <w:t xml:space="preserve"> was produced; </w:t>
+      </w:r>
+      <w:r>
+        <w:rPr>
+          <w:b/>
+        </w:rPr>
+        <w:t>result</w:t>
+      </w:r>
+      <w:r>
+        <w:rPr>
+          <w:b w:val="0"/>
+        </w:rPr>
+        <w:t xml:space="preserve">s state </w:t>
+      </w:r>
+      <w:r>
+        <w:rPr>
+          <w:b/>
+        </w:rPr>
+        <w:t>observation</w:t>
+      </w:r>
+      <w:r>
+        <w:rPr>
+          <w:b w:val="0"/>
+        </w:rPr>
+        <w:t xml:space="preserve">s; </w:t>
+      </w:r>
+      <w:r>
+        <w:rPr>
+          <w:b/>
+        </w:rPr>
+        <w:t>limitation</w:t>
+      </w:r>
+      <w:r>
+        <w:rPr>
+          <w:b w:val="0"/>
+        </w:rPr>
+        <w:t xml:space="preserve">s describe what those </w:t>
+      </w:r>
+      <w:r>
+        <w:rPr>
+          <w:b/>
+        </w:rPr>
+        <w:t>observation</w:t>
+      </w:r>
+      <w:r>
+        <w:rPr>
+          <w:b w:val="0"/>
+        </w:rPr>
+        <w:t xml:space="preserve">s cannot settle. Keeping them distinct prevents a </w:t>
+      </w:r>
+      <w:r>
+        <w:rPr>
+          <w:b/>
+        </w:rPr>
+        <w:t>result</w:t>
+      </w:r>
+      <w:r>
+        <w:rPr>
+          <w:b w:val="0"/>
+        </w:rPr>
+        <w:t xml:space="preserve"> from becoming an oversized claim.</w:t>
+      </w:r>
+    </w:p>
+    <w:p>
+      <w:pPr>
+        <w:pStyle w:val="Heading2"/>
+      </w:pPr>
+      <w:r>
+        <w:t>Changed-case question and optional hint</w:t>
+      </w:r>
+    </w:p>
+    <w:p>
+      <w:pPr>
+        <w:pStyle w:val="Heading3"/>
+      </w:pPr>
+      <w:r>
+        <w:t>Practice 2: explain the deciding evidence</w:t>
+      </w:r>
+    </w:p>
+    <w:p>
+      <w:pPr>
+        <w:pStyle w:val="ListBullet"/>
+      </w:pPr>
+      <w:r>
+        <w:t>Changed-case practice: The conclusion says B is best for outdoor farming. Which conclusion is supported by the supplied facts?</w:t>
+      </w:r>
+    </w:p>
+    <w:p>
+      <w:pPr>
+        <w:pStyle w:val="ListBullet"/>
+      </w:pPr>
+      <w:r>
+        <w:t>1. Reject that extension without outdoor evidence.</w:t>
+      </w:r>
+    </w:p>
+    <w:p>
+      <w:pPr>
+        <w:pStyle w:val="ListBullet"/>
+      </w:pPr>
+      <w:r>
+        <w:t>2. This one example guarantees correct results for every future input.</w:t>
+      </w:r>
+    </w:p>
+    <w:p>
+      <w:pPr>
+        <w:pStyle w:val="ListBullet"/>
+      </w:pPr>
+      <w:r>
+        <w:t>3. We can decide the result without examining the changed input or the procedure.</w:t>
+      </w:r>
+    </w:p>
+    <w:p>
+      <w:pPr>
+        <w:pStyle w:val="Heading3"/>
+      </w:pPr>
+      <w:r>
+        <w:t>My selected conclusion, deciding fact and explanation</w:t>
+      </w:r>
+    </w:p>
+    <w:p>
+      <w:r>
+        <w:t>________________________________________________________________</w:t>
+      </w:r>
+    </w:p>
+    <w:p>
+      <w:r>
+        <w:t>________________________________________________________________</w:t>
+      </w:r>
+    </w:p>
+    <w:p>
+      <w:r>
+        <w:t>________________________________________________________________</w:t>
+      </w:r>
+    </w:p>
+    <w:p>
+      <w:r>
+        <w:t>________________________________________________________________</w:t>
+      </w:r>
+    </w:p>
+    <w:p>
+      <w:r>
+        <w:t>________________________________________________________________</w:t>
+      </w:r>
+    </w:p>
+    <w:p>
+      <w:pPr>
+        <w:pStyle w:val="ListBullet"/>
+      </w:pPr>
+      <w:r>
+        <w:t>Hint if needed: Use the changed condition and the deciding step in the pictorial trace. The answer must say what follows from those facts.</w:t>
+      </w:r>
+    </w:p>
+    <w:p>
+      <w:pPr>
+        <w:pStyle w:val="Heading2"/>
+      </w:pPr>
+      <w:r>
+        <w:t>Check after the changed attempt · reference / check after trying</w:t>
+      </w:r>
+    </w:p>
+    <w:p>
+      <w:pPr>
+        <w:spacing w:line="336" w:lineRule="auto" w:after="180"/>
+      </w:pPr>
+      <w:r>
+        <w:rPr>
+          <w:b w:val="0"/>
+        </w:rPr>
+        <w:t xml:space="preserve">After your attempt, compare with the supported explanation: Reject that extension without outdoor </w:t>
+      </w:r>
+      <w:r>
+        <w:rPr>
+          <w:b/>
+        </w:rPr>
+        <w:t>evidence</w:t>
+      </w:r>
+      <w:r>
+        <w:rPr>
+          <w:b w:val="0"/>
+        </w:rPr>
+        <w:t>. The reported conditions do not include the proposed use population.</w:t>
+      </w:r>
+    </w:p>
+    <w:p>
+      <w:pPr>
+        <w:pStyle w:val="Heading2"/>
+      </w:pPr>
+      <w:r>
+        <w:t>Repair and retain the record</w:t>
+      </w:r>
+    </w:p>
+    <w:p>
+      <w:pPr>
+        <w:spacing w:line="336" w:lineRule="auto" w:after="180"/>
+      </w:pPr>
+      <w:r>
+        <w:rPr>
+          <w:b w:val="0"/>
+        </w:rPr>
+        <w:t xml:space="preserve">Review Finding primary research (ai-7/3). Goal: Explain the </w:t>
+      </w:r>
+      <w:r>
+        <w:rPr>
+          <w:b/>
+        </w:rPr>
+        <w:t>mechanism</w:t>
+      </w:r>
+      <w:r>
+        <w:rPr>
+          <w:b w:val="0"/>
+        </w:rPr>
+        <w:t xml:space="preserve"> and terminology of finding primary research. Short practice: Separate what the blog claims from what the original report records.</w:t>
+      </w:r>
+    </w:p>
+    <w:p>
+      <w:pPr>
+        <w:spacing w:line="336" w:lineRule="auto" w:after="180"/>
+      </w:pPr>
+      <w:r>
+        <w:rPr>
+          <w:b w:val="0"/>
+        </w:rPr>
+        <w:t xml:space="preserve">Which </w:t>
+      </w:r>
+      <w:r>
+        <w:rPr>
+          <w:b/>
+        </w:rPr>
+        <w:t>method</w:t>
+      </w:r>
+      <w:r>
+        <w:rPr>
+          <w:b w:val="0"/>
+        </w:rPr>
+        <w:t>s and denominator must be inspected, and what status is honest if the original report is unavailable?. Return to this week and explain what you changed.</w:t>
+      </w:r>
+    </w:p>
+    <w:p>
+      <w:pPr>
+        <w:spacing w:line="336" w:lineRule="auto" w:after="180"/>
+      </w:pPr>
+      <w:r>
+        <w:rPr>
+          <w:b w:val="0"/>
+        </w:rPr>
+        <w:t xml:space="preserve">Review A question that </w:t>
+      </w:r>
+      <w:r>
+        <w:rPr>
+          <w:b/>
+        </w:rPr>
+        <w:t>evidence</w:t>
+      </w:r>
+      <w:r>
+        <w:rPr>
+          <w:b w:val="0"/>
+        </w:rPr>
+        <w:t xml:space="preserve"> can answer (ai-7/1). Goal: Explain the </w:t>
+      </w:r>
+      <w:r>
+        <w:rPr>
+          <w:b/>
+        </w:rPr>
+        <w:t>mechanism</w:t>
+      </w:r>
+      <w:r>
+        <w:rPr>
+          <w:b w:val="0"/>
+        </w:rPr>
+        <w:t xml:space="preserve"> and terminology of a question that </w:t>
+      </w:r>
+      <w:r>
+        <w:rPr>
+          <w:b/>
+        </w:rPr>
+        <w:t>evidence</w:t>
+      </w:r>
+      <w:r>
+        <w:rPr>
+          <w:b w:val="0"/>
+        </w:rPr>
+        <w:t xml:space="preserve"> can answer. Short practice: Which proposed diagram question has a measurable outcome?</w:t>
+      </w:r>
+    </w:p>
+    <w:p>
+      <w:pPr>
+        <w:spacing w:line="336" w:lineRule="auto" w:after="180"/>
+      </w:pPr>
+      <w:r>
+        <w:rPr>
+          <w:b w:val="0"/>
+        </w:rPr>
+        <w:t>Name its versions, six-case denominator and fixed scoring, then explain why giving only B easier tasks spoils the comparison.. Return to this week and explain what you changed.</w:t>
+      </w:r>
+    </w:p>
+    <w:p>
+      <w:pPr>
+        <w:spacing w:line="336" w:lineRule="auto" w:after="180"/>
+      </w:pPr>
+      <w:r>
+        <w:rPr>
+          <w:b w:val="0"/>
+        </w:rPr>
+        <w:t xml:space="preserve">Use Download completed work in the hosted lesson to export your answers, reflections, practice feedback and code-run </w:t>
+      </w:r>
+      <w:r>
+        <w:rPr>
+          <w:b/>
+        </w:rPr>
+        <w:t>evidence</w:t>
+      </w:r>
+      <w:r>
+        <w:rPr>
+          <w:b w:val="0"/>
+        </w:rPr>
+        <w:t>. Open the HTML copy to read or print it.</w:t>
+      </w:r>
+    </w:p>
+    <w:p>
+      <w:pPr>
+        <w:spacing w:line="336" w:lineRule="auto" w:after="180"/>
+      </w:pPr>
+      <w:r>
+        <w:rPr>
+          <w:b w:val="0"/>
+        </w:rPr>
+        <w:t>Drafts stay in this browser when storage is available; clear drafts on a shared device.</w:t>
+      </w:r>
+    </w:p>
+    <w:p>
+      <w:pPr>
+        <w:pStyle w:val="Heading3"/>
+      </w:pPr>
+      <w:r>
+        <w:t>What I repaired, the evidence I kept and the next test</w:t>
+      </w:r>
+    </w:p>
+    <w:p>
+      <w:r>
+        <w:t>________________________________________________________________</w:t>
+      </w:r>
+    </w:p>
+    <w:p>
+      <w:r>
+        <w:t>________________________________________________________________</w:t>
+      </w:r>
+    </w:p>
+    <w:p>
+      <w:r>
+        <w:t>________________________________________________________________</w:t>
+      </w:r>
+    </w:p>
+    <w:p>
+      <w:r>
+        <w:t>________________________________________________________________</w:t>
+      </w:r>
+    </w:p>
+    <w:p>
+      <w:r>
+        <w:t>________________________________________________________________</w:t>
+      </w:r>
+    </w:p>
+    <w:p>
+      <w:pPr>
+        <w:pStyle w:val="Heading2"/>
+      </w:pPr>
+      <w:r>
+        <w:t>Earlier wording, alternatives and picture transcripts · reference / check after trying</w:t>
       </w:r>
     </w:p>
     <w:p>
@@ -1746,92 +1976,10 @@
     </w:p>
     <w:p>
       <w:pPr>
-        <w:spacing w:line="336" w:lineRule="auto" w:after="180"/>
-      </w:pPr>
-      <w:r>
-        <w:rPr>
-          <w:b w:val="0"/>
-        </w:rPr>
-        <w:t>Separate procedure, finding and limit. A fictional report tests two frozen classifiers on five labelled leaf photos from one camera.</w:t>
-      </w:r>
-    </w:p>
-    <w:p>
-      <w:pPr>
         <w:pStyle w:val="Heading3"/>
       </w:pPr>
       <w:r>
-        <w:t>Practice 1: explain the deciding evidence</w:t>
-      </w:r>
-    </w:p>
-    <w:p>
-      <w:pPr>
-        <w:spacing w:line="336" w:lineRule="auto" w:after="180"/>
-      </w:pPr>
-      <w:r>
-        <w:rPr>
-          <w:b w:val="0"/>
-        </w:rPr>
-        <w:t xml:space="preserve">Which labelled step matches this detail? The set supplies no outdoor-camera performance </w:t>
-      </w:r>
-      <w:r>
-        <w:rPr>
-          <w:b/>
-        </w:rPr>
-        <w:t>evidence</w:t>
-      </w:r>
-      <w:r>
-        <w:rPr>
-          <w:b w:val="0"/>
-        </w:rPr>
-        <w:t>.</w:t>
-      </w:r>
-    </w:p>
-    <w:p>
-      <w:pPr>
-        <w:spacing w:line="336" w:lineRule="auto" w:after="180"/>
-        <w:shd w:fill="F4F9FC"/>
-      </w:pPr>
-      <w:r>
-        <w:rPr>
-          <w:b w:val="0"/>
-        </w:rPr>
-        <w:t xml:space="preserve">1. State the </w:t>
-      </w:r>
-      <w:r>
-        <w:rPr>
-          <w:b/>
-        </w:rPr>
-        <w:t>result</w:t>
-      </w:r>
-    </w:p>
-    <w:p>
-      <w:pPr>
-        <w:spacing w:line="336" w:lineRule="auto" w:after="180"/>
-        <w:shd w:fill="F4F9FC"/>
-      </w:pPr>
-      <w:r>
-        <w:rPr>
-          <w:b w:val="0"/>
-        </w:rPr>
-        <w:t>2. State the limit</w:t>
-      </w:r>
-    </w:p>
-    <w:p>
-      <w:pPr>
-        <w:spacing w:line="336" w:lineRule="auto" w:after="180"/>
-        <w:shd w:fill="F4F9FC"/>
-      </w:pPr>
-      <w:r>
-        <w:rPr>
-          <w:b w:val="0"/>
-        </w:rPr>
-        <w:t xml:space="preserve">3. Identify the </w:t>
-      </w:r>
-      <w:r>
-        <w:rPr>
-          <w:b/>
-        </w:rPr>
-        <w:t>method</w:t>
+        <w:t>Repair a missing building block</w:t>
       </w:r>
     </w:p>
     <w:p>
@@ -1839,588 +1987,25 @@
         <w:pStyle w:val="Heading3"/>
       </w:pPr>
       <w:r>
-        <w:t>My selected conclusion, deciding fact and explanation</w:t>
-      </w:r>
-    </w:p>
-    <w:p>
-      <w:r>
-        <w:t>________________________________________________________________</w:t>
-      </w:r>
-    </w:p>
-    <w:p>
-      <w:r>
-        <w:t>________________________________________________________________</w:t>
-      </w:r>
-    </w:p>
-    <w:p>
-      <w:r>
-        <w:t>________________________________________________________________</w:t>
-      </w:r>
-    </w:p>
-    <w:p>
-      <w:r>
-        <w:t>________________________________________________________________</w:t>
-      </w:r>
-    </w:p>
-    <w:p>
-      <w:r>
-        <w:t>________________________________________________________________</w:t>
-      </w:r>
-    </w:p>
-    <w:p>
-      <w:pPr>
-        <w:pStyle w:val="Heading3"/>
-      </w:pPr>
-      <w:r>
-        <w:t>Hint · try first</w:t>
-      </w:r>
-    </w:p>
-    <w:p>
-      <w:pPr>
-        <w:spacing w:line="336" w:lineRule="auto" w:after="180"/>
-        <w:shd w:fill="F1F6F8"/>
-      </w:pPr>
-      <w:r>
-        <w:rPr>
-          <w:b w:val="0"/>
-        </w:rPr>
-        <w:t>Hint if needed: Read the steps in the pictorial case. Match the supplied detail to the stage that performs or records it.</w:t>
-      </w:r>
-    </w:p>
-    <w:p>
-      <w:pPr>
-        <w:pStyle w:val="Heading3"/>
-      </w:pPr>
-      <w:r>
-        <w:t>Feedback · compare after trying</w:t>
-      </w:r>
-    </w:p>
-    <w:p>
-      <w:pPr>
-        <w:spacing w:line="336" w:lineRule="auto" w:after="180"/>
-        <w:shd w:fill="F1F6FC"/>
-      </w:pPr>
-      <w:r>
-        <w:rPr>
-          <w:b w:val="0"/>
-        </w:rPr>
-        <w:t xml:space="preserve">After your attempt, compare with the supported explanation: State the limit The set supplies no outdoor-camera performance </w:t>
-      </w:r>
-      <w:r>
-        <w:rPr>
-          <w:b/>
-        </w:rPr>
-        <w:t>evidence</w:t>
-      </w:r>
-      <w:r>
-        <w:rPr>
-          <w:b w:val="0"/>
-        </w:rPr>
-        <w:t>.</w:t>
-      </w:r>
-    </w:p>
-    <w:p>
-      <w:pPr>
-        <w:spacing w:line="336" w:lineRule="auto" w:after="180"/>
-        <w:shd w:fill="F1F6FC"/>
-      </w:pPr>
-      <w:r>
-        <w:rPr>
-          <w:b/>
-        </w:rPr>
-        <w:t>Method</w:t>
-      </w:r>
-      <w:r>
-        <w:rPr>
-          <w:b w:val="0"/>
-        </w:rPr>
-        <w:t xml:space="preserve">s tell how </w:t>
-      </w:r>
-      <w:r>
-        <w:rPr>
-          <w:b/>
-        </w:rPr>
-        <w:t>evidence</w:t>
-      </w:r>
-      <w:r>
-        <w:rPr>
-          <w:b w:val="0"/>
-        </w:rPr>
-        <w:t xml:space="preserve"> was produced; </w:t>
-      </w:r>
-      <w:r>
-        <w:rPr>
-          <w:b/>
-        </w:rPr>
-        <w:t>result</w:t>
-      </w:r>
-      <w:r>
-        <w:rPr>
-          <w:b w:val="0"/>
-        </w:rPr>
-        <w:t xml:space="preserve">s state </w:t>
-      </w:r>
-      <w:r>
-        <w:rPr>
-          <w:b/>
-        </w:rPr>
-        <w:t>observation</w:t>
-      </w:r>
-      <w:r>
-        <w:rPr>
-          <w:b w:val="0"/>
-        </w:rPr>
-        <w:t xml:space="preserve">s; </w:t>
-      </w:r>
-      <w:r>
-        <w:rPr>
-          <w:b/>
-        </w:rPr>
-        <w:t>limitation</w:t>
-      </w:r>
-      <w:r>
-        <w:rPr>
-          <w:b w:val="0"/>
-        </w:rPr>
-        <w:t xml:space="preserve">s describe what those </w:t>
-      </w:r>
-      <w:r>
-        <w:rPr>
-          <w:b/>
-        </w:rPr>
-        <w:t>observation</w:t>
-      </w:r>
-      <w:r>
-        <w:rPr>
-          <w:b w:val="0"/>
-        </w:rPr>
-        <w:t xml:space="preserve">s cannot settle. Keeping them distinct prevents a </w:t>
-      </w:r>
-      <w:r>
-        <w:rPr>
-          <w:b/>
-        </w:rPr>
-        <w:t>result</w:t>
-      </w:r>
-      <w:r>
-        <w:rPr>
-          <w:b w:val="0"/>
-        </w:rPr>
-        <w:t xml:space="preserve"> from becoming an oversized claim.</w:t>
-      </w:r>
-    </w:p>
-    <w:p>
-      <w:pPr>
-        <w:pStyle w:val="Heading3"/>
-      </w:pPr>
-      <w:r>
-        <w:t>Practice 2: explain the deciding evidence</w:t>
-      </w:r>
-    </w:p>
-    <w:p>
-      <w:pPr>
-        <w:pStyle w:val="Heading3"/>
-      </w:pPr>
-      <w:r>
-        <w:t>Changed case · predict first</w:t>
-      </w:r>
-    </w:p>
-    <w:p>
-      <w:pPr>
-        <w:spacing w:line="336" w:lineRule="auto" w:after="180"/>
-        <w:shd w:fill="F5F1FB"/>
-      </w:pPr>
-      <w:r>
-        <w:rPr>
-          <w:b w:val="0"/>
-        </w:rPr>
-        <w:t>Changed-case practice: The conclusion says B is best for outdoor farming. Which conclusion is supported by the supplied facts?</w:t>
-      </w:r>
-    </w:p>
-    <w:p>
-      <w:pPr>
-        <w:spacing w:line="336" w:lineRule="auto" w:after="180"/>
-        <w:shd w:fill="F4F9FC"/>
-      </w:pPr>
-      <w:r>
-        <w:rPr>
-          <w:b w:val="0"/>
-        </w:rPr>
-        <w:t xml:space="preserve">1. Reject that extension without outdoor </w:t>
-      </w:r>
-      <w:r>
-        <w:rPr>
-          <w:b/>
-        </w:rPr>
-        <w:t>evidence</w:t>
-      </w:r>
-      <w:r>
-        <w:rPr>
-          <w:b w:val="0"/>
-        </w:rPr>
-        <w:t>.</w:t>
-      </w:r>
-    </w:p>
-    <w:p>
-      <w:pPr>
-        <w:spacing w:line="336" w:lineRule="auto" w:after="180"/>
-        <w:shd w:fill="F4F9FC"/>
-      </w:pPr>
-      <w:r>
-        <w:rPr>
-          <w:b w:val="0"/>
-        </w:rPr>
-        <w:t xml:space="preserve">2. This one example guarantees correct </w:t>
-      </w:r>
-      <w:r>
-        <w:rPr>
-          <w:b/>
-        </w:rPr>
-        <w:t>result</w:t>
-      </w:r>
-      <w:r>
-        <w:rPr>
-          <w:b w:val="0"/>
-        </w:rPr>
-        <w:t xml:space="preserve">s for every future </w:t>
-      </w:r>
-      <w:r>
-        <w:rPr>
-          <w:b/>
-        </w:rPr>
-        <w:t>input</w:t>
-      </w:r>
-      <w:r>
-        <w:rPr>
-          <w:b w:val="0"/>
-        </w:rPr>
-        <w:t>.</w:t>
-      </w:r>
-    </w:p>
-    <w:p>
-      <w:pPr>
-        <w:spacing w:line="336" w:lineRule="auto" w:after="180"/>
-        <w:shd w:fill="F4F9FC"/>
-      </w:pPr>
-      <w:r>
-        <w:rPr>
-          <w:b w:val="0"/>
-        </w:rPr>
-        <w:t xml:space="preserve">3. We can decide the </w:t>
-      </w:r>
-      <w:r>
-        <w:rPr>
-          <w:b/>
-        </w:rPr>
-        <w:t>result</w:t>
-      </w:r>
-      <w:r>
-        <w:rPr>
-          <w:b w:val="0"/>
-        </w:rPr>
-        <w:t xml:space="preserve"> without examining the changed </w:t>
-      </w:r>
-      <w:r>
-        <w:rPr>
-          <w:b/>
-        </w:rPr>
-        <w:t>input</w:t>
-      </w:r>
-      <w:r>
-        <w:rPr>
-          <w:b w:val="0"/>
-        </w:rPr>
-        <w:t xml:space="preserve"> or the procedure.</w:t>
-      </w:r>
-    </w:p>
-    <w:p>
-      <w:pPr>
-        <w:pStyle w:val="Heading3"/>
-      </w:pPr>
-      <w:r>
-        <w:t>My selected conclusion, deciding fact and explanation</w:t>
-      </w:r>
-    </w:p>
-    <w:p>
-      <w:r>
-        <w:t>________________________________________________________________</w:t>
-      </w:r>
-    </w:p>
-    <w:p>
-      <w:r>
-        <w:t>________________________________________________________________</w:t>
-      </w:r>
-    </w:p>
-    <w:p>
-      <w:r>
-        <w:t>________________________________________________________________</w:t>
-      </w:r>
-    </w:p>
-    <w:p>
-      <w:r>
-        <w:t>________________________________________________________________</w:t>
-      </w:r>
-    </w:p>
-    <w:p>
-      <w:r>
-        <w:t>________________________________________________________________</w:t>
-      </w:r>
-    </w:p>
-    <w:p>
-      <w:pPr>
-        <w:pStyle w:val="Heading3"/>
-      </w:pPr>
-      <w:r>
-        <w:t>Hint · try first</w:t>
-      </w:r>
-    </w:p>
-    <w:p>
-      <w:pPr>
-        <w:spacing w:line="336" w:lineRule="auto" w:after="180"/>
-        <w:shd w:fill="F1F6F8"/>
-      </w:pPr>
-      <w:r>
-        <w:rPr>
-          <w:b w:val="0"/>
-        </w:rPr>
-        <w:t>Hint if needed: Use the changed condition and the deciding step in the pictorial trace. The answer must say what follows from those facts.</w:t>
-      </w:r>
-    </w:p>
-    <w:p>
-      <w:pPr>
-        <w:pStyle w:val="Heading3"/>
-      </w:pPr>
-      <w:r>
-        <w:t>Feedback · compare after trying</w:t>
-      </w:r>
-    </w:p>
-    <w:p>
-      <w:pPr>
-        <w:spacing w:line="336" w:lineRule="auto" w:after="180"/>
-        <w:shd w:fill="F1F6FC"/>
-      </w:pPr>
-      <w:r>
-        <w:rPr>
-          <w:b w:val="0"/>
-        </w:rPr>
-        <w:t xml:space="preserve">After your attempt, compare with the supported explanation: Reject that extension without outdoor </w:t>
-      </w:r>
-      <w:r>
-        <w:rPr>
-          <w:b/>
-        </w:rPr>
-        <w:t>evidence</w:t>
-      </w:r>
-      <w:r>
-        <w:rPr>
-          <w:b w:val="0"/>
-        </w:rPr>
-        <w:t>. The reported conditions do not include the proposed use population.</w:t>
-      </w:r>
-    </w:p>
-    <w:p>
-      <w:pPr>
-        <w:pStyle w:val="Heading3"/>
-      </w:pPr>
-      <w:r>
-        <w:t>Repair a missing building block</w:t>
-      </w:r>
-    </w:p>
-    <w:p>
-      <w:pPr>
-        <w:spacing w:line="336" w:lineRule="auto" w:after="180"/>
-      </w:pPr>
-      <w:r>
-        <w:rPr>
-          <w:b w:val="0"/>
-        </w:rPr>
-        <w:t xml:space="preserve">Review Finding primary research (ai-7/3). Goal: Explain the </w:t>
-      </w:r>
-      <w:r>
-        <w:rPr>
-          <w:b/>
-        </w:rPr>
-        <w:t>mechanism</w:t>
-      </w:r>
-      <w:r>
-        <w:rPr>
-          <w:b w:val="0"/>
-        </w:rPr>
-        <w:t xml:space="preserve"> and terminology of finding primary research. Short practice: Separate what the blog claims from what the original report records.</w:t>
-      </w:r>
-    </w:p>
-    <w:p>
-      <w:pPr>
-        <w:spacing w:line="336" w:lineRule="auto" w:after="180"/>
-      </w:pPr>
-      <w:r>
-        <w:rPr>
-          <w:b w:val="0"/>
-        </w:rPr>
-        <w:t xml:space="preserve">Which </w:t>
-      </w:r>
-      <w:r>
-        <w:rPr>
-          <w:b/>
-        </w:rPr>
-        <w:t>method</w:t>
-      </w:r>
-      <w:r>
-        <w:rPr>
-          <w:b w:val="0"/>
-        </w:rPr>
-        <w:t>s and denominator must be inspected, and what status is honest if the original report is unavailable?. Return to this week and explain what you changed.</w:t>
-      </w:r>
-    </w:p>
-    <w:p>
-      <w:pPr>
-        <w:spacing w:line="336" w:lineRule="auto" w:after="180"/>
-      </w:pPr>
-      <w:r>
-        <w:rPr>
-          <w:b w:val="0"/>
-        </w:rPr>
-        <w:t xml:space="preserve">Review A question that </w:t>
-      </w:r>
-      <w:r>
-        <w:rPr>
-          <w:b/>
-        </w:rPr>
-        <w:t>evidence</w:t>
-      </w:r>
-      <w:r>
-        <w:rPr>
-          <w:b w:val="0"/>
-        </w:rPr>
-        <w:t xml:space="preserve"> can answer (ai-7/1). Goal: Explain the </w:t>
-      </w:r>
-      <w:r>
-        <w:rPr>
-          <w:b/>
-        </w:rPr>
-        <w:t>mechanism</w:t>
-      </w:r>
-      <w:r>
-        <w:rPr>
-          <w:b w:val="0"/>
-        </w:rPr>
-        <w:t xml:space="preserve"> and terminology of a question that </w:t>
-      </w:r>
-      <w:r>
-        <w:rPr>
-          <w:b/>
-        </w:rPr>
-        <w:t>evidence</w:t>
-      </w:r>
-      <w:r>
-        <w:rPr>
-          <w:b w:val="0"/>
-        </w:rPr>
-        <w:t xml:space="preserve"> can answer. Short practice: Which proposed diagram question has a measurable outcome?</w:t>
-      </w:r>
-    </w:p>
-    <w:p>
-      <w:pPr>
-        <w:spacing w:line="336" w:lineRule="auto" w:after="180"/>
-      </w:pPr>
-      <w:r>
-        <w:rPr>
-          <w:b w:val="0"/>
-        </w:rPr>
-        <w:t>Name its versions, six-case denominator and fixed scoring, then explain why giving only B easier tasks spoils the comparison.. Return to this week and explain what you changed.</w:t>
-      </w:r>
-    </w:p>
-    <w:p>
-      <w:pPr>
-        <w:pStyle w:val="Heading3"/>
-      </w:pPr>
-      <w:r>
         <w:t>Keep your completed work</w:t>
       </w:r>
     </w:p>
     <w:p>
       <w:pPr>
-        <w:spacing w:line="336" w:lineRule="auto" w:after="180"/>
-      </w:pPr>
-      <w:r>
-        <w:rPr>
-          <w:b w:val="0"/>
-        </w:rPr>
-        <w:t xml:space="preserve">Use Download completed work in the hosted lesson to export your answers, reflections, practice feedback and code-run </w:t>
-      </w:r>
-      <w:r>
-        <w:rPr>
-          <w:b/>
-        </w:rPr>
-        <w:t>evidence</w:t>
-      </w:r>
-      <w:r>
-        <w:rPr>
-          <w:b w:val="0"/>
-        </w:rPr>
-        <w:t>. Open the HTML copy to read or print it.</w:t>
-      </w:r>
-    </w:p>
-    <w:p>
-      <w:pPr>
-        <w:spacing w:line="336" w:lineRule="auto" w:after="180"/>
-      </w:pPr>
-      <w:r>
-        <w:rPr>
-          <w:b w:val="0"/>
-        </w:rPr>
-        <w:t>Drafts stay in this browser when storage is available; clear drafts on a shared device.</w:t>
-      </w:r>
-    </w:p>
-    <w:p>
-      <w:pPr>
-        <w:pStyle w:val="Heading3"/>
-      </w:pPr>
-      <w:r>
-        <w:t>What I repaired, the evidence I kept and the next test</w:t>
-      </w:r>
-    </w:p>
-    <w:p>
-      <w:r>
-        <w:t>________________________________________________________________</w:t>
-      </w:r>
-    </w:p>
-    <w:p>
-      <w:r>
-        <w:t>________________________________________________________________</w:t>
-      </w:r>
-    </w:p>
-    <w:p>
-      <w:r>
-        <w:t>________________________________________________________________</w:t>
-      </w:r>
-    </w:p>
-    <w:p>
-      <w:r>
-        <w:t>________________________________________________________________</w:t>
-      </w:r>
-    </w:p>
-    <w:p>
-      <w:r>
-        <w:t>________________________________________________________________</w:t>
-      </w:r>
-    </w:p>
-    <w:p>
-      <w:pPr>
         <w:pStyle w:val="Heading1"/>
       </w:pPr>
       <w:r>
-        <w:t>15. Visual concept journey</w:t>
-      </w:r>
-    </w:p>
-    <w:p>
-      <w:r>
-        <w:t>Explain each Methods results and limitations picture from its labels, then record a relevant limit.</w:t>
-      </w:r>
-    </w:p>
-    <w:p>
-      <w:pPr>
-        <w:pStyle w:val="Heading3"/>
+        <w:t>15. Reference · Six-picture response sheets</w:t>
+      </w:r>
+    </w:p>
+    <w:p>
+      <w:r>
+        <w:t>Choose the picture that helps explain the current step.</w:t>
+      </w:r>
+    </w:p>
+    <w:p>
+      <w:pPr>
+        <w:pStyle w:val="Heading2"/>
       </w:pPr>
       <w:r>
         <w:t>01. Methods results and limitations: the case</w:t>
@@ -2476,7 +2061,6 @@
     <w:p>
       <w:pPr>
         <w:spacing w:line="336" w:lineRule="auto" w:after="180"/>
-        <w:shd w:fill="F5F1FB"/>
       </w:pPr>
       <w:r>
         <w:rPr>
@@ -2515,7 +2099,7 @@
     </w:p>
     <w:p>
       <w:pPr>
-        <w:pStyle w:val="Heading3"/>
+        <w:pStyle w:val="Heading2"/>
       </w:pPr>
       <w:r>
         <w:t>02. Follow the deciding steps</w:t>
@@ -2631,7 +2215,6 @@
     <w:p>
       <w:pPr>
         <w:spacing w:line="336" w:lineRule="auto" w:after="180"/>
-        <w:shd w:fill="F5F1FB"/>
       </w:pPr>
       <w:r>
         <w:rPr>
@@ -2682,7 +2265,7 @@
     </w:p>
     <w:p>
       <w:pPr>
-        <w:pStyle w:val="Heading3"/>
+        <w:pStyle w:val="Heading2"/>
       </w:pPr>
       <w:r>
         <w:t>03. Two models on five shared photos</w:t>
@@ -2738,7 +2321,6 @@
     <w:p>
       <w:pPr>
         <w:spacing w:line="336" w:lineRule="auto" w:after="180"/>
-        <w:shd w:fill="F5F1FB"/>
       </w:pPr>
       <w:r>
         <w:rPr>
@@ -2777,7 +2359,7 @@
     </w:p>
     <w:p>
       <w:pPr>
-        <w:pStyle w:val="Heading3"/>
+        <w:pStyle w:val="Heading2"/>
       </w:pPr>
       <w:r>
         <w:t>04. Change one thing. Trace what follows.</w:t>
@@ -2880,7 +2462,6 @@
     <w:p>
       <w:pPr>
         <w:spacing w:line="336" w:lineRule="auto" w:after="180"/>
-        <w:shd w:fill="F5F1FB"/>
       </w:pPr>
       <w:r>
         <w:rPr>
@@ -2931,7 +2512,7 @@
     </w:p>
     <w:p>
       <w:pPr>
-        <w:pStyle w:val="Heading3"/>
+        <w:pStyle w:val="Heading2"/>
       </w:pPr>
       <w:r>
         <w:t>05. Connect the explanation to its limit</w:t>
@@ -3100,7 +2681,6 @@
     <w:p>
       <w:pPr>
         <w:spacing w:line="336" w:lineRule="auto" w:after="180"/>
-        <w:shd w:fill="F5F1FB"/>
       </w:pPr>
       <w:r>
         <w:rPr>
@@ -3139,7 +2719,7 @@
     </w:p>
     <w:p>
       <w:pPr>
-        <w:pStyle w:val="Heading3"/>
+        <w:pStyle w:val="Heading2"/>
       </w:pPr>
       <w:r>
         <w:t>06. Make the idea visible in your project</w:t>
@@ -3265,7 +2845,6 @@
     <w:p>
       <w:pPr>
         <w:spacing w:line="336" w:lineRule="auto" w:after="180"/>
-        <w:shd w:fill="F5F1FB"/>
       </w:pPr>
       <w:r>
         <w:rPr>
@@ -3312,6 +2891,62 @@
     <w:p>
       <w:r>
         <w:t>________________________________________________________________</w:t>
+      </w:r>
+    </w:p>
+    <w:p>
+      <w:pPr>
+        <w:pStyle w:val="Heading2"/>
+      </w:pPr>
+      <w:r>
+        <w:t>Earlier wording, alternatives and picture transcripts · reference / check after trying</w:t>
+      </w:r>
+    </w:p>
+    <w:p>
+      <w:pPr>
+        <w:pStyle w:val="Heading3"/>
+      </w:pPr>
+      <w:r>
+        <w:t>01. Methods results and limitations: the case</w:t>
+      </w:r>
+    </w:p>
+    <w:p>
+      <w:pPr>
+        <w:pStyle w:val="Heading3"/>
+      </w:pPr>
+      <w:r>
+        <w:t>02. Follow the deciding steps</w:t>
+      </w:r>
+    </w:p>
+    <w:p>
+      <w:pPr>
+        <w:pStyle w:val="Heading3"/>
+      </w:pPr>
+      <w:r>
+        <w:t>03. Two models on five shared photos</w:t>
+      </w:r>
+    </w:p>
+    <w:p>
+      <w:pPr>
+        <w:pStyle w:val="Heading3"/>
+      </w:pPr>
+      <w:r>
+        <w:t>04. Change one thing. Trace what follows.</w:t>
+      </w:r>
+    </w:p>
+    <w:p>
+      <w:pPr>
+        <w:pStyle w:val="Heading3"/>
+      </w:pPr>
+      <w:r>
+        <w:t>05. Connect the explanation to its limit</w:t>
+      </w:r>
+    </w:p>
+    <w:p>
+      <w:pPr>
+        <w:pStyle w:val="Heading3"/>
+      </w:pPr>
+      <w:r>
+        <w:t>06. Make the idea visible in your project</w:t>
       </w:r>
     </w:p>
     <w:sectPr>
